--- a/docs/report/Отчет_производственная_практика_2.docx
+++ b/docs/report/Отчет_производственная_практика_2.docx
@@ -2073,6 +2073,168 @@
     </w:sdt>
     <w:p>
       <w:pPr>
+        <w:pStyle w:val="1"/>
+        <w:rPr>
+          <w:rFonts w:eastAsia="Times New Roman"/>
+        </w:rPr>
+      </w:pPr>
+      <w:r>
+        <w:rPr>
+          <w:rFonts w:eastAsia="Times New Roman"/>
+        </w:rPr>
+        <w:br w:type="page"/>
+      </w:r>
+      <w:r>
+        <w:rPr>
+          <w:rFonts w:eastAsia="Times New Roman"/>
+        </w:rPr>
+        <w:lastRenderedPageBreak/>
+        <w:t>ВВЕДЕНИЕ</w:t>
+      </w:r>
+    </w:p>
+    <w:p>
+      <w:pPr>
+        <w:rPr>
+          <w:rFonts w:eastAsia="Times New Roman"/>
+        </w:rPr>
+      </w:pPr>
+      <w:r>
+        <w:rPr>
+          <w:rFonts w:eastAsia="Times New Roman"/>
+        </w:rPr>
+        <w:t>Современный этап развития экономики характеризуется широким внедрением информационных технологий во все сферы деятельности предприятий. Для компаний, работающих в области информационно-технологических услуг, качество внутренних процессов обработки информации напрямую определяет качество обслуживания клиентов и конкурентоспособность бизнеса. Особое значение приобретает автоматизация учета клиентских обращений: своевременная регистрация, контроль сроков исполнения и накопление истории выполненных работ являются основой долгосрочных отношений с заказчиками услуг сопровождения.</w:t>
+      </w:r>
+    </w:p>
+    <w:p>
+      <w:pPr>
+        <w:rPr>
+          <w:rFonts w:eastAsia="Times New Roman"/>
+        </w:rPr>
+      </w:pPr>
+      <w:r>
+        <w:rPr>
+          <w:rFonts w:eastAsia="Times New Roman"/>
+        </w:rPr>
+        <w:t>Базой производственной практики является ТОО «Фирма ГЕМ СК» (г. Петропавловск) — официальный партнер-франчайзи фирмы «1С», специализирующийся на продаже, внедрении и сопровождении программных продуктов системы «1</w:t>
+      </w:r>
+      <w:proofErr w:type="gramStart"/>
+      <w:r>
+        <w:rPr>
+          <w:rFonts w:eastAsia="Times New Roman"/>
+        </w:rPr>
+        <w:t>С:Предприятие</w:t>
+      </w:r>
+      <w:proofErr w:type="gramEnd"/>
+      <w:r>
+        <w:rPr>
+          <w:rFonts w:eastAsia="Times New Roman"/>
+        </w:rPr>
+        <w:t>». Проведенное в ходе практики обследование деятельности предприятия показало, что ключевая для компании задача — учет обращений клиентов — не автоматизирована: заявки поступают по телефону, электронной почте и через мессенджеры, фиксируются в разрозненных таблицах и личных записях специалистов. Это приводит к потере обращений, отсутствию контроля сроков, невозможности оценить фактическую трудоемкость обслуживания договоров и затрудняет формирование управленческой отчетности. Указанные обстоятельства определяют актуальность темы работы.</w:t>
+      </w:r>
+    </w:p>
+    <w:p>
+      <w:pPr>
+        <w:rPr>
+          <w:rFonts w:eastAsia="Times New Roman"/>
+        </w:rPr>
+      </w:pPr>
+      <w:r>
+        <w:rPr>
+          <w:rFonts w:eastAsia="Times New Roman"/>
+        </w:rPr>
+        <w:t>Целью производственной практики является выявление актуальной проблемы предприятия, требующей информационной поддержки, выбор методов ее решения, проектирование базы данных и разработка макета информационной системы учета обращений клиентов компании-франчайзи 1С. Для достижения поставленной цели решены следующие задачи: изучена текущая деятельность предприятия и выявлены объекты, требующие автоматизации; проведен анализ информационных потоков и структуры данных, используемых в процессе сопровождения клиентов; сформулирована постановка задачи в терминах баз данных; обоснован выбор проектных решений по информационному, технологическому, программному и техническому обеспечению; спроектирована реляционная база данных из семи отношений, определены первичные и внешние ключи, выполнена нормализация до третьей нормальной формы и построена инфологическая модель; разработан макет веб-приложения, реализующий полный рабочий цикл менеджера: регистрацию заявок, назначение исполнителей, отслеживание статусов и сроков, ведение истории выполненных работ и формирование отчетов с экспортом в CSV.</w:t>
+      </w:r>
+    </w:p>
+    <w:p>
+      <w:pPr>
+        <w:rPr>
+          <w:rFonts w:eastAsia="Times New Roman"/>
+        </w:rPr>
+      </w:pPr>
+      <w:r>
+        <w:rPr>
+          <w:rFonts w:eastAsia="Times New Roman"/>
+        </w:rPr>
+        <w:t xml:space="preserve">Объектом исследования является деятельность ТОО «Фирма ГЕМ СК» по сопровождению клиентов — пользователей программных продуктов 1С. Предметом исследования выступают процессы регистрации, обработки и учета клиентских обращений и их информационное обеспечение. При выполнении работы применялись методы экспресс-обследования деятельности предприятия, анализа информационных потоков, инфологического моделирования и нормализации реляционных баз данных. Макет системы реализован с использованием современных технологий веб-разработки: клиентская часть построена на библиотеке </w:t>
+      </w:r>
+      <w:proofErr w:type="spellStart"/>
+      <w:r>
+        <w:rPr>
+          <w:rFonts w:eastAsia="Times New Roman"/>
+        </w:rPr>
+        <w:t>React</w:t>
+      </w:r>
+      <w:proofErr w:type="spellEnd"/>
+      <w:r>
+        <w:rPr>
+          <w:rFonts w:eastAsia="Times New Roman"/>
+        </w:rPr>
+        <w:t xml:space="preserve"> со сборщиком </w:t>
+      </w:r>
+      <w:proofErr w:type="spellStart"/>
+      <w:r>
+        <w:rPr>
+          <w:rFonts w:eastAsia="Times New Roman"/>
+        </w:rPr>
+        <w:t>Vite</w:t>
+      </w:r>
+      <w:proofErr w:type="spellEnd"/>
+      <w:r>
+        <w:rPr>
+          <w:rFonts w:eastAsia="Times New Roman"/>
+        </w:rPr>
+        <w:t xml:space="preserve">, серверная часть — на платформе Node.js с фреймворком Express по архитектурному стилю REST, хранение данных организовано в реляционной СУБД </w:t>
+      </w:r>
+      <w:proofErr w:type="spellStart"/>
+      <w:r>
+        <w:rPr>
+          <w:rFonts w:eastAsia="Times New Roman"/>
+        </w:rPr>
+        <w:t>SQLite</w:t>
+      </w:r>
+      <w:proofErr w:type="spellEnd"/>
+      <w:r>
+        <w:rPr>
+          <w:rFonts w:eastAsia="Times New Roman"/>
+        </w:rPr>
+        <w:t xml:space="preserve"> с декларативным контролем целостности.</w:t>
+      </w:r>
+    </w:p>
+    <w:p>
+      <w:pPr>
+        <w:rPr>
+          <w:rFonts w:eastAsia="Times New Roman"/>
+        </w:rPr>
+      </w:pPr>
+      <w:r>
+        <w:rPr>
+          <w:rFonts w:eastAsia="Times New Roman"/>
+        </w:rPr>
+        <w:t xml:space="preserve">Отчет состоит из введения, двух глав, заключения и списка использованной литературы. В первой главе приведена технико-экономическая характеристика предметной области, выполнена постановка задачи и обоснованы проектные решения по видам обеспечения. Во второй главе описаны объекты базы данных и их взаимосвязи, первичные и внешние ключи, процесс нормализации, инфологическая модель, технология сбора, хранения и </w:t>
+      </w:r>
+      <w:r>
+        <w:rPr>
+          <w:rFonts w:eastAsia="Times New Roman"/>
+        </w:rPr>
+        <w:lastRenderedPageBreak/>
+        <w:t>вывода информации, программные модули и алгоритмы, а также пользовательский интерфейс разработанной системы.</w:t>
+      </w:r>
+    </w:p>
+    <w:p>
+      <w:pPr>
+        <w:rPr>
+          <w:rFonts w:eastAsia="Times New Roman"/>
+        </w:rPr>
+      </w:pPr>
+      <w:r>
+        <w:rPr>
+          <w:rFonts w:eastAsia="Times New Roman"/>
+        </w:rPr>
+        <w:br w:type="page"/>
+      </w:r>
+    </w:p>
+    <w:p>
+      <w:pPr>
         <w:rPr>
           <w:rFonts w:eastAsia="Times New Roman"/>
           <w:bCs/>
@@ -2081,13 +2243,6 @@
           <w:szCs w:val="28"/>
         </w:rPr>
       </w:pPr>
-      <w:r>
-        <w:rPr>
-          <w:rFonts w:eastAsia="Times New Roman"/>
-          <w:szCs w:val="28"/>
-        </w:rPr>
-        <w:br w:type="page"/>
-      </w:r>
     </w:p>
     <w:p>
       <w:pPr>
@@ -2106,7 +2261,6 @@
           <w:rFonts w:eastAsia="Times New Roman"/>
           <w:szCs w:val="28"/>
         </w:rPr>
-        <w:lastRenderedPageBreak/>
         <w:t>1 А</w:t>
       </w:r>
       <w:r>
@@ -2328,7 +2482,7 @@
           <w:sz w:val="28"/>
           <w:szCs w:val="28"/>
         </w:rPr>
-        <w:t xml:space="preserve">По структуре информация, обрабатываемая на предприятии, делится на две группы. Нормативно-справочная информация включает сведения о клиентах (наименование организации, БИН/ИИН, контактное лицо, телефон, </w:t>
+        <w:t xml:space="preserve">По структуре информация, обрабатываемая на предприятии, делится на две группы. Нормативно-справочная информация включает сведения о </w:t>
       </w:r>
       <w:r>
         <w:rPr>
@@ -2336,7 +2490,7 @@
           <w:szCs w:val="28"/>
         </w:rPr>
         <w:lastRenderedPageBreak/>
-        <w:t>адрес электронной почты, адрес), о договорах сопровождения (номер, сроки действия, тип сопровождения, тариф), о сотрудниках (ФИО, должность, контактные данные), а также классификаторы видов обращений и состояний их обработки. Оперативная информация включает сами обращения клиентов (тема, описание проблемы, срочность, сроки), сведения о ходе их выполнения и записи о выполненных работах с указанием исполнителя, даты и затраченных часов.</w:t>
+        <w:t>клиентах (наименование организации, БИН/ИИН, контактное лицо, телефон, адрес электронной почты, адрес), о договорах сопровождения (номер, сроки действия, тип сопровождения, тариф), о сотрудниках (ФИО, должность, контактные данные), а также классификаторы видов обращений и состояний их обработки. Оперативная информация включает сами обращения клиентов (тема, описание проблемы, срочность, сроки), сведения о ходе их выполнения и записи о выполненных работах с указанием исполнителя, даты и затраченных часов.</w:t>
       </w:r>
     </w:p>
     <w:p>
@@ -26818,7 +26972,6 @@
   <w:style w:type="character" w:default="1" w:styleId="a0">
     <w:name w:val="Default Paragraph Font"/>
     <w:uiPriority w:val="1"/>
-    <w:semiHidden/>
     <w:unhideWhenUsed/>
   </w:style>
   <w:style w:type="table" w:default="1" w:styleId="a1">

--- a/docs/report/Отчет_производственная_практика_2.docx
+++ b/docs/report/Отчет_производственная_практика_2.docx
@@ -4,7 +4,7 @@
   <w:body>
     <w:p>
       <w:pPr>
-        <w:jc w:val="center"/>
+        <w:jc w:val="both"/>
         <w:rPr>
           <w:b/>
           <w:bCs/>
@@ -56,6 +56,7 @@
               <w:tab w:val="right" w:leader="dot" w:pos="9345"/>
             </w:tabs>
             <w:spacing w:before="0"/>
+            <w:jc w:val="both"/>
             <w:rPr>
               <w:rFonts w:ascii="Times New Roman" w:eastAsiaTheme="minorEastAsia"/>
               <w:b w:val="0"/>
@@ -227,6 +228,7 @@
               <w:tab w:val="right" w:leader="dot" w:pos="9345"/>
             </w:tabs>
             <w:spacing w:before="0"/>
+            <w:jc w:val="both"/>
             <w:rPr>
               <w:rFonts w:ascii="Times New Roman" w:eastAsiaTheme="minorEastAsia"/>
               <w:b w:val="0"/>
@@ -344,6 +346,7 @@
               <w:tab w:val="right" w:leader="dot" w:pos="9345"/>
             </w:tabs>
             <w:spacing w:before="0"/>
+            <w:jc w:val="both"/>
             <w:rPr>
               <w:rFonts w:ascii="Times New Roman" w:eastAsiaTheme="minorEastAsia"/>
               <w:b w:val="0"/>
@@ -461,6 +464,7 @@
               <w:tab w:val="right" w:leader="dot" w:pos="9345"/>
             </w:tabs>
             <w:spacing w:before="0"/>
+            <w:jc w:val="both"/>
             <w:rPr>
               <w:rFonts w:ascii="Times New Roman" w:eastAsiaTheme="minorEastAsia"/>
               <w:b w:val="0"/>
@@ -577,6 +581,7 @@
             <w:tabs>
               <w:tab w:val="right" w:leader="dot" w:pos="9345"/>
             </w:tabs>
+            <w:jc w:val="both"/>
             <w:rPr>
               <w:rFonts w:ascii="Times New Roman" w:eastAsiaTheme="minorEastAsia"/>
               <w:noProof/>
@@ -675,6 +680,7 @@
             <w:tabs>
               <w:tab w:val="right" w:leader="dot" w:pos="9345"/>
             </w:tabs>
+            <w:jc w:val="both"/>
             <w:rPr>
               <w:rFonts w:ascii="Times New Roman" w:eastAsiaTheme="minorEastAsia"/>
               <w:noProof/>
@@ -773,6 +779,7 @@
             <w:tabs>
               <w:tab w:val="right" w:leader="dot" w:pos="9345"/>
             </w:tabs>
+            <w:jc w:val="both"/>
             <w:rPr>
               <w:rFonts w:ascii="Times New Roman" w:eastAsiaTheme="minorEastAsia"/>
               <w:noProof/>
@@ -871,6 +878,7 @@
             <w:tabs>
               <w:tab w:val="right" w:leader="dot" w:pos="9345"/>
             </w:tabs>
+            <w:jc w:val="both"/>
             <w:rPr>
               <w:rFonts w:ascii="Times New Roman" w:eastAsiaTheme="minorEastAsia"/>
               <w:noProof/>
@@ -970,6 +978,7 @@
               <w:tab w:val="right" w:leader="dot" w:pos="9345"/>
             </w:tabs>
             <w:spacing w:before="0"/>
+            <w:jc w:val="both"/>
             <w:rPr>
               <w:rFonts w:ascii="Times New Roman" w:eastAsiaTheme="minorEastAsia"/>
               <w:b w:val="0"/>
@@ -1105,6 +1114,7 @@
               <w:tab w:val="right" w:leader="dot" w:pos="9345"/>
             </w:tabs>
             <w:spacing w:before="0"/>
+            <w:jc w:val="both"/>
             <w:rPr>
               <w:rFonts w:ascii="Times New Roman" w:eastAsiaTheme="minorEastAsia"/>
               <w:b w:val="0"/>
@@ -1222,6 +1232,7 @@
               <w:tab w:val="right" w:leader="dot" w:pos="9345"/>
             </w:tabs>
             <w:spacing w:before="0"/>
+            <w:jc w:val="both"/>
             <w:rPr>
               <w:rFonts w:ascii="Times New Roman" w:eastAsiaTheme="minorEastAsia"/>
               <w:b w:val="0"/>
@@ -1339,6 +1350,7 @@
               <w:tab w:val="right" w:leader="dot" w:pos="9345"/>
             </w:tabs>
             <w:spacing w:before="0"/>
+            <w:jc w:val="both"/>
             <w:rPr>
               <w:rFonts w:ascii="Times New Roman" w:eastAsiaTheme="minorEastAsia"/>
               <w:b w:val="0"/>
@@ -1456,6 +1468,7 @@
               <w:tab w:val="right" w:leader="dot" w:pos="9345"/>
             </w:tabs>
             <w:spacing w:before="0"/>
+            <w:jc w:val="both"/>
             <w:rPr>
               <w:rFonts w:ascii="Times New Roman" w:eastAsiaTheme="minorEastAsia"/>
               <w:b w:val="0"/>
@@ -1573,6 +1586,7 @@
               <w:tab w:val="right" w:leader="dot" w:pos="9345"/>
             </w:tabs>
             <w:spacing w:before="0"/>
+            <w:jc w:val="both"/>
             <w:rPr>
               <w:rFonts w:ascii="Times New Roman" w:eastAsiaTheme="minorEastAsia"/>
               <w:b w:val="0"/>
@@ -1690,6 +1704,7 @@
               <w:tab w:val="right" w:leader="dot" w:pos="9345"/>
             </w:tabs>
             <w:spacing w:before="0"/>
+            <w:jc w:val="both"/>
             <w:rPr>
               <w:rFonts w:ascii="Times New Roman" w:eastAsiaTheme="minorEastAsia"/>
               <w:b w:val="0"/>
@@ -1807,6 +1822,7 @@
               <w:tab w:val="right" w:leader="dot" w:pos="9345"/>
             </w:tabs>
             <w:spacing w:before="0"/>
+            <w:jc w:val="both"/>
             <w:rPr>
               <w:rFonts w:ascii="Times New Roman" w:eastAsiaTheme="minorEastAsia"/>
               <w:b w:val="0"/>
@@ -1924,6 +1940,7 @@
               <w:tab w:val="right" w:leader="dot" w:pos="9345"/>
             </w:tabs>
             <w:spacing w:before="0"/>
+            <w:jc w:val="both"/>
             <w:rPr>
               <w:rFonts w:ascii="Times New Roman" w:eastAsiaTheme="minorEastAsia"/>
               <w:b w:val="0"/>
@@ -2054,6 +2071,7 @@
         </w:p>
         <w:p>
           <w:pPr>
+            <w:jc w:val="both"/>
             <w:rPr>
               <w:b/>
               <w:bCs/>
@@ -2074,6 +2092,7 @@
     <w:p>
       <w:pPr>
         <w:pStyle w:val="1"/>
+        <w:spacing w:before="0" w:after="0"/>
         <w:rPr>
           <w:rFonts w:eastAsia="Times New Roman"/>
         </w:rPr>
@@ -2098,29 +2117,47 @@
           <w:rFonts w:eastAsia="Times New Roman"/>
         </w:rPr>
       </w:pPr>
-      <w:r>
-        <w:rPr>
-          <w:rFonts w:eastAsia="Times New Roman"/>
-        </w:rPr>
-        <w:t>Современный этап развития экономики характеризуется широким внедрением информационных технологий во все сферы деятельности предприятий. Для компаний, работающих в области информационно-технологических услуг, качество внутренних процессов обработки информации напрямую определяет качество обслуживания клиентов и конкурентоспособность бизнеса. Особое значение приобретает автоматизация учета клиентских обращений: своевременная регистрация, контроль сроков исполнения и накопление истории выполненных работ являются основой долгосрочных отношений с заказчиками услуг сопровождения.</w:t>
-      </w:r>
     </w:p>
     <w:p>
       <w:pPr>
+        <w:ind w:firstLine="708"/>
+        <w:jc w:val="both"/>
         <w:rPr>
           <w:rFonts w:eastAsia="Times New Roman"/>
+          <w:sz w:val="28"/>
+          <w:szCs w:val="28"/>
         </w:rPr>
       </w:pPr>
       <w:r>
         <w:rPr>
           <w:rFonts w:eastAsia="Times New Roman"/>
-        </w:rPr>
-        <w:t>Базой производственной практики является ТОО «Фирма ГЕМ СК» (г. Петропавловск) — официальный партнер-франчайзи фирмы «1С», специализирующийся на продаже, внедрении и сопровождении программных продуктов системы «1</w:t>
+          <w:sz w:val="28"/>
+          <w:szCs w:val="28"/>
+        </w:rPr>
+        <w:t xml:space="preserve">Для компаний, работающих в сфере информационно-технологических услуг, качество учета клиентских обращений напрямую определяет качество обслуживания и конкурентоспособность бизнеса. Базой производственной практики является ТОО «Фирма ГЕМ СК» (г. Петропавловск) </w:t>
+      </w:r>
+      <w:r>
+        <w:rPr>
+          <w:rFonts w:eastAsia="Times New Roman"/>
+          <w:sz w:val="28"/>
+          <w:szCs w:val="28"/>
+        </w:rPr>
+        <w:t>-</w:t>
+      </w:r>
+      <w:r>
+        <w:rPr>
+          <w:rFonts w:eastAsia="Times New Roman"/>
+          <w:sz w:val="28"/>
+          <w:szCs w:val="28"/>
+        </w:rPr>
+        <w:t xml:space="preserve"> официальный партнер-франчайзи фирмы «1С», специализирующийся на автоматизации и комплексном сопровождении программных продуктов «1</w:t>
       </w:r>
       <w:proofErr w:type="gramStart"/>
       <w:r>
         <w:rPr>
           <w:rFonts w:eastAsia="Times New Roman"/>
+          <w:sz w:val="28"/>
+          <w:szCs w:val="28"/>
         </w:rPr>
         <w:t>С:Предприятие</w:t>
       </w:r>
@@ -2128,39 +2165,87 @@
       <w:r>
         <w:rPr>
           <w:rFonts w:eastAsia="Times New Roman"/>
-        </w:rPr>
-        <w:t>». Проведенное в ходе практики обследование деятельности предприятия показало, что ключевая для компании задача — учет обращений клиентов — не автоматизирована: заявки поступают по телефону, электронной почте и через мессенджеры, фиксируются в разрозненных таблицах и личных записях специалистов. Это приводит к потере обращений, отсутствию контроля сроков, невозможности оценить фактическую трудоемкость обслуживания договоров и затрудняет формирование управленческой отчетности. Указанные обстоятельства определяют актуальность темы работы.</w:t>
+          <w:sz w:val="28"/>
+          <w:szCs w:val="28"/>
+        </w:rPr>
+        <w:t>». Обследование деятельности предприятия показало, что процесс учета обращений клиентов фрагментирован между несколькими системами (1С-Коннект, Битрикс24, табели учета рабочего времени, «1С:КА»): данные по каждому обращению вводятся вручную несколько раз, единый экран заявки отсутствует, а контроль сроков и трудозатрат выполняется ручной сводкой в конце месяца. Это приводит к избыточным затратам рабочего времени и риску упущенных обращений, что определяет актуальность темы работы.</w:t>
       </w:r>
     </w:p>
     <w:p>
       <w:pPr>
+        <w:ind w:firstLine="708"/>
+        <w:jc w:val="both"/>
         <w:rPr>
           <w:rFonts w:eastAsia="Times New Roman"/>
+          <w:sz w:val="28"/>
+          <w:szCs w:val="28"/>
         </w:rPr>
       </w:pPr>
       <w:r>
         <w:rPr>
           <w:rFonts w:eastAsia="Times New Roman"/>
-        </w:rPr>
-        <w:t>Целью производственной практики является выявление актуальной проблемы предприятия, требующей информационной поддержки, выбор методов ее решения, проектирование базы данных и разработка макета информационной системы учета обращений клиентов компании-франчайзи 1С. Для достижения поставленной цели решены следующие задачи: изучена текущая деятельность предприятия и выявлены объекты, требующие автоматизации; проведен анализ информационных потоков и структуры данных, используемых в процессе сопровождения клиентов; сформулирована постановка задачи в терминах баз данных; обоснован выбор проектных решений по информационному, технологическому, программному и техническому обеспечению; спроектирована реляционная база данных из семи отношений, определены первичные и внешние ключи, выполнена нормализация до третьей нормальной формы и построена инфологическая модель; разработан макет веб-приложения, реализующий полный рабочий цикл менеджера: регистрацию заявок, назначение исполнителей, отслеживание статусов и сроков, ведение истории выполненных работ и формирование отчетов с экспортом в CSV.</w:t>
+          <w:sz w:val="28"/>
+          <w:szCs w:val="28"/>
+        </w:rPr>
+        <w:t>Целью практики является выбор актуальной проблемы предприятия, требующей информационной поддержки, выбор методов ее решения, проектирование базы данных и разработка макета информационной системы учета обращений клиентов. Для достижения цели решены следующие задачи: проведен анализ деятельности предприятия и его информационных потоков; выполнена постановка задачи в терминах баз данных; обоснованы проектные решения по информационному, технологическому, программному и техническому обеспечению; спроектирована реляционная база данных из семи отношений с определением первичных и внешних ключей и нормализацией до третьей нормальной формы; построена инфологическая модель; разработан макет веб-приложения, объединяющий в едином рабочем месте регистрацию заявок, назначение исполнителей, контроль статусов и сроков, ведение истории работ с трудозатратами и формирование отчетов с экспортом в CSV.</w:t>
       </w:r>
     </w:p>
     <w:p>
       <w:pPr>
+        <w:ind w:firstLine="708"/>
+        <w:jc w:val="both"/>
         <w:rPr>
           <w:rFonts w:eastAsia="Times New Roman"/>
+          <w:sz w:val="28"/>
+          <w:szCs w:val="28"/>
         </w:rPr>
       </w:pPr>
       <w:r>
         <w:rPr>
           <w:rFonts w:eastAsia="Times New Roman"/>
-        </w:rPr>
-        <w:t xml:space="preserve">Объектом исследования является деятельность ТОО «Фирма ГЕМ СК» по сопровождению клиентов — пользователей программных продуктов 1С. Предметом исследования выступают процессы регистрации, обработки и учета клиентских обращений и их информационное обеспечение. При выполнении работы применялись методы экспресс-обследования деятельности предприятия, анализа информационных потоков, инфологического моделирования и нормализации реляционных баз данных. Макет системы реализован с использованием современных технологий веб-разработки: клиентская часть построена на библиотеке </w:t>
+          <w:sz w:val="28"/>
+          <w:szCs w:val="28"/>
+        </w:rPr>
+        <w:t xml:space="preserve">Объект исследования </w:t>
+      </w:r>
+      <w:r>
+        <w:rPr>
+          <w:rFonts w:eastAsia="Times New Roman"/>
+          <w:sz w:val="28"/>
+          <w:szCs w:val="28"/>
+        </w:rPr>
+        <w:t>-</w:t>
+      </w:r>
+      <w:r>
+        <w:rPr>
+          <w:rFonts w:eastAsia="Times New Roman"/>
+          <w:sz w:val="28"/>
+          <w:szCs w:val="28"/>
+        </w:rPr>
+        <w:t xml:space="preserve"> деятельность ТОО «Фирма ГЕМ СК» по сопровождению клиентов; предмет </w:t>
+      </w:r>
+      <w:r>
+        <w:rPr>
+          <w:rFonts w:eastAsia="Times New Roman"/>
+          <w:sz w:val="28"/>
+          <w:szCs w:val="28"/>
+        </w:rPr>
+        <w:t>-</w:t>
+      </w:r>
+      <w:r>
+        <w:rPr>
+          <w:rFonts w:eastAsia="Times New Roman"/>
+          <w:sz w:val="28"/>
+          <w:szCs w:val="28"/>
+        </w:rPr>
+        <w:t xml:space="preserve"> процессы учета клиентских обращений и их информационное обеспечение. Макет реализован на современном стеке: </w:t>
       </w:r>
       <w:proofErr w:type="spellStart"/>
       <w:r>
         <w:rPr>
           <w:rFonts w:eastAsia="Times New Roman"/>
+          <w:sz w:val="28"/>
+          <w:szCs w:val="28"/>
         </w:rPr>
         <w:t>React</w:t>
       </w:r>
@@ -2168,13 +2253,17 @@
       <w:r>
         <w:rPr>
           <w:rFonts w:eastAsia="Times New Roman"/>
-        </w:rPr>
-        <w:t xml:space="preserve"> со сборщиком </w:t>
+          <w:sz w:val="28"/>
+          <w:szCs w:val="28"/>
+        </w:rPr>
+        <w:t xml:space="preserve"> и </w:t>
       </w:r>
       <w:proofErr w:type="spellStart"/>
       <w:r>
         <w:rPr>
           <w:rFonts w:eastAsia="Times New Roman"/>
+          <w:sz w:val="28"/>
+          <w:szCs w:val="28"/>
         </w:rPr>
         <w:t>Vite</w:t>
       </w:r>
@@ -2182,13 +2271,17 @@
       <w:r>
         <w:rPr>
           <w:rFonts w:eastAsia="Times New Roman"/>
-        </w:rPr>
-        <w:t xml:space="preserve">, серверная часть — на платформе Node.js с фреймворком Express по архитектурному стилю REST, хранение данных организовано в реляционной СУБД </w:t>
+          <w:sz w:val="28"/>
+          <w:szCs w:val="28"/>
+        </w:rPr>
+        <w:t xml:space="preserve"> на клиентской стороне, Node.js с фреймворком Express на серверной, СУБД </w:t>
       </w:r>
       <w:proofErr w:type="spellStart"/>
       <w:r>
         <w:rPr>
           <w:rFonts w:eastAsia="Times New Roman"/>
+          <w:sz w:val="28"/>
+          <w:szCs w:val="28"/>
         </w:rPr>
         <w:t>SQLite</w:t>
       </w:r>
@@ -2196,45 +2289,33 @@
       <w:r>
         <w:rPr>
           <w:rFonts w:eastAsia="Times New Roman"/>
-        </w:rPr>
-        <w:t xml:space="preserve"> с декларативным контролем целостности.</w:t>
+          <w:sz w:val="28"/>
+          <w:szCs w:val="28"/>
+        </w:rPr>
+        <w:t xml:space="preserve"> для хранения данных. Отчет состоит из введения, аналитической и проектной глав, заключения и списка литературы.</w:t>
       </w:r>
     </w:p>
     <w:p>
       <w:pPr>
+        <w:jc w:val="both"/>
         <w:rPr>
           <w:rFonts w:eastAsia="Times New Roman"/>
+          <w:sz w:val="28"/>
+          <w:szCs w:val="28"/>
         </w:rPr>
       </w:pPr>
       <w:r>
         <w:rPr>
           <w:rFonts w:eastAsia="Times New Roman"/>
-        </w:rPr>
-        <w:t xml:space="preserve">Отчет состоит из введения, двух глав, заключения и списка использованной литературы. В первой главе приведена технико-экономическая характеристика предметной области, выполнена постановка задачи и обоснованы проектные решения по видам обеспечения. Во второй главе описаны объекты базы данных и их взаимосвязи, первичные и внешние ключи, процесс нормализации, инфологическая модель, технология сбора, хранения и </w:t>
-      </w:r>
-      <w:r>
-        <w:rPr>
-          <w:rFonts w:eastAsia="Times New Roman"/>
-        </w:rPr>
-        <w:lastRenderedPageBreak/>
-        <w:t>вывода информации, программные модули и алгоритмы, а также пользовательский интерфейс разработанной системы.</w:t>
+          <w:sz w:val="28"/>
+          <w:szCs w:val="28"/>
+        </w:rPr>
+        <w:br w:type="page"/>
       </w:r>
     </w:p>
     <w:p>
       <w:pPr>
-        <w:rPr>
-          <w:rFonts w:eastAsia="Times New Roman"/>
-        </w:rPr>
-      </w:pPr>
-      <w:r>
-        <w:rPr>
-          <w:rFonts w:eastAsia="Times New Roman"/>
-        </w:rPr>
-        <w:br w:type="page"/>
-      </w:r>
-    </w:p>
-    <w:p>
-      <w:pPr>
+        <w:jc w:val="both"/>
         <w:rPr>
           <w:rFonts w:eastAsia="Times New Roman"/>
           <w:bCs/>
@@ -2248,51 +2329,43 @@
       <w:pPr>
         <w:pStyle w:val="1"/>
         <w:spacing w:before="0" w:after="0"/>
-        <w:ind w:left="708"/>
+        <w:ind w:firstLine="708"/>
         <w:jc w:val="both"/>
         <w:rPr>
           <w:rFonts w:eastAsia="Times New Roman"/>
-          <w:szCs w:val="28"/>
         </w:rPr>
       </w:pPr>
-      <w:bookmarkStart w:id="0" w:name="_Toc232089378"/>
+      <w:bookmarkStart w:id="0" w:name="_Toc232089386"/>
       <w:r>
         <w:rPr>
           <w:rFonts w:eastAsia="Times New Roman"/>
-          <w:szCs w:val="28"/>
-        </w:rPr>
-        <w:t>1 А</w:t>
-      </w:r>
-      <w:r>
+        </w:rPr>
+        <w:t>1 Аналитическая часть</w:t>
+      </w:r>
+    </w:p>
+    <w:p>
+      <w:pPr>
         <w:rPr>
           <w:rFonts w:eastAsia="Times New Roman"/>
-          <w:szCs w:val="28"/>
-        </w:rPr>
-        <w:t>налитическая часть</w:t>
-      </w:r>
-      <w:bookmarkEnd w:id="0"/>
+        </w:rPr>
+      </w:pPr>
     </w:p>
-    <w:p/>
     <w:p>
       <w:pPr>
         <w:pStyle w:val="2"/>
         <w:spacing w:before="0" w:after="0"/>
-        <w:ind w:left="708"/>
+        <w:ind w:firstLine="708"/>
         <w:jc w:val="both"/>
         <w:rPr>
           <w:rFonts w:eastAsia="Times New Roman"/>
-          <w:szCs w:val="28"/>
         </w:rPr>
       </w:pPr>
-      <w:bookmarkStart w:id="1" w:name="_Toc232089379"/>
       <w:r>
         <w:rPr>
           <w:rFonts w:eastAsia="Times New Roman"/>
-          <w:szCs w:val="28"/>
         </w:rPr>
         <w:t>1.1 Технико-экономическая характеристика предметной области</w:t>
       </w:r>
-      <w:bookmarkEnd w:id="1"/>
     </w:p>
     <w:p>
       <w:pPr>
@@ -2320,23 +2393,23 @@
           <w:sz w:val="28"/>
           <w:szCs w:val="28"/>
         </w:rPr>
-        <w:t>Базой производственной практики является ТОО «Фирма ГЕМ СК», расположенное в городе Петропавловске Северо-Казахстанской области Республики Казахстан. Предприятие является официальным партнером-франчайзи фирмы «1С» и специализируется на продаже, внедрении и сопровождении программных продуктов системы «1</w:t>
-      </w:r>
-      <w:proofErr w:type="gramStart"/>
-      <w:r>
-        <w:rPr>
-          <w:sz w:val="28"/>
-          <w:szCs w:val="28"/>
-        </w:rPr>
-        <w:t>С:Предприятие</w:t>
-      </w:r>
-      <w:proofErr w:type="gramEnd"/>
-      <w:r>
-        <w:rPr>
-          <w:sz w:val="28"/>
-          <w:szCs w:val="28"/>
-        </w:rPr>
-        <w:t>». Основные направления деятельности компании включают: продажу и установку типовых конфигураций («1С:Бухгалтерия», «1С:Управление торговлей», «1С:Зарплата и управление персоналом», «1С:ERP»); информационно-технологическое сопровождение (ИТС) по договорам абонентского обслуживания; консультирование пользователей по работе с программами; доработку типовых конфигураций под особенности учета конкретных клиентов; установку обновлений платформы и конфигураций; настройку обменов данными и интеграций с внешними системами.</w:t>
+        <w:t xml:space="preserve">Базой производственной практики является Товарищество с ограниченной ответственностью «Фирма ГЕМ СК» (1С:Франчайзи ГЕМ), расположенное по адресу: Республика Казахстан, Северо-Казахстанская область, город Петропавловск, улица Интернациональная, дом 18, </w:t>
+      </w:r>
+      <w:proofErr w:type="spellStart"/>
+      <w:r>
+        <w:rPr>
+          <w:sz w:val="28"/>
+          <w:szCs w:val="28"/>
+        </w:rPr>
+        <w:t>н.п</w:t>
+      </w:r>
+      <w:proofErr w:type="spellEnd"/>
+      <w:r>
+        <w:rPr>
+          <w:sz w:val="28"/>
+          <w:szCs w:val="28"/>
+        </w:rPr>
+        <w:t>. 2. История фирмы берет начало с 1994 года, когда компания впервые начала поставку и внедрение программного продукта «1С:Бухгалтерия» в городе Петропавловске; в январе 2000 года подписан договор о франчайзинге с фирмой «1С», и компания стала ее постоянным партнером. Предприятие относится к субъектам малого предпринимательства с частной формой собственности, численность персонала составляет 13 человек. За более чем 25 лет непрерывной работы компания накопила базу из более чем 360 обслуживаемых клиентов. Информация об услугах и тарифах размещена на официальном сайте компании gem.kz.</w:t>
       </w:r>
     </w:p>
     <w:p>
@@ -2354,7 +2427,23 @@
           <w:sz w:val="28"/>
           <w:szCs w:val="28"/>
         </w:rPr>
-        <w:t>Клиентами компании являются организации малого и среднего бизнеса региона: торговые и логистические компании, производственные предприятия, медицинские организации, индивидуальные предприниматели. С большинством клиентов заключены договоры сопровождения, определяющие тип обслуживания (ИТС, абонентское сопровождение, точечные консультации, поддержка ERP) и тарифный план. Штат компании включает руководителя, менеджера по работе с клиентами (диспетчера), консультантов 1С, разработчиков 1С, аналитиков и специалистов сопровождения.</w:t>
+        <w:t>Основным направлением деятельности компании является автоматизация и комплексное сопровождение программных продуктов на платформе «1</w:t>
+      </w:r>
+      <w:proofErr w:type="gramStart"/>
+      <w:r>
+        <w:rPr>
+          <w:sz w:val="28"/>
+          <w:szCs w:val="28"/>
+        </w:rPr>
+        <w:t>С:Предприятие</w:t>
+      </w:r>
+      <w:proofErr w:type="gramEnd"/>
+      <w:r>
+        <w:rPr>
+          <w:sz w:val="28"/>
+          <w:szCs w:val="28"/>
+        </w:rPr>
+        <w:t>» для предприятий малого и среднего бизнеса. Клиентами являются организации различных отраслей: сельское хозяйство, элеваторы, строительство, производство (машиностроение, молочная и мясная продукция, строительные материалы), оптовая торговля. Помимо продажи и внедрения программного обеспечения «1С» компания оказывает услуги по настройке, доработке, сопровождению и обновлению программ, охватывая бухгалтерский, налоговый и управленческий учет, а также организует обучение пользователей в собственном Центре сертифицированного обучения (ЦСО) и Авторизованном центре сертификации (АЦС). Для укрепления долгосрочного сотрудничества действуют программы лояльности: льготные часы экспресс-анализов, скидки на обучение, бонусные часы за участие в клиентских семинарах.</w:t>
       </w:r>
     </w:p>
     <w:p>
@@ -2372,7 +2461,7 @@
           <w:sz w:val="28"/>
           <w:szCs w:val="28"/>
         </w:rPr>
-        <w:t>На предприятии решаются следующие задачи обработки информации: ведение справочной информации о клиентах и заключенных договорах; регистрация обращений клиентов (консультации, доработки, ошибки, обновления); распределение обращений между специалистами и планирование их загрузки; учет выполненных работ и затраченного времени; расчет взаиморасчетов с клиентами по договорам; бухгалтерский и кадровый учет; формирование управленческой отчетности для руководителя.</w:t>
+        <w:t>В компании применяется линейно-функциональная структура управления с разделением на два подразделения. Административно-управленческий персонал (АУП) включает директора, заместителя директора (совмещающего функции главного бухгалтера), офис-менеджера и менеджера по продажам. Центр сопровождения (ЦС) объединяет технических специалистов: ведущего специалиста, специалистов по сопровождению, программистов и программиста-аналитика. Сотрудники ЦС выполняют установку, настройку, обновление и доработку программных продуктов «1С» у клиентов, а АУП обеспечивает административное руководство, продажи, документооборот и финансовые операции.</w:t>
       </w:r>
     </w:p>
     <w:p>
@@ -2390,23 +2479,15 @@
           <w:sz w:val="28"/>
           <w:szCs w:val="28"/>
         </w:rPr>
-        <w:t>Часть перечисленных задач решается с применением компьютерных информационных систем. Бухгалтерский и налоговый учет ведется в программе 1</w:t>
-      </w:r>
-      <w:proofErr w:type="gramStart"/>
-      <w:r>
-        <w:rPr>
-          <w:sz w:val="28"/>
-          <w:szCs w:val="28"/>
-        </w:rPr>
-        <w:t>С:Бухгалтерия</w:t>
-      </w:r>
-      <w:proofErr w:type="gramEnd"/>
-      <w:r>
-        <w:rPr>
-          <w:sz w:val="28"/>
-          <w:szCs w:val="28"/>
-        </w:rPr>
-        <w:t xml:space="preserve"> 8 для Казахстана», расчет заработной платы и кадровый учет </w:t>
+        <w:t xml:space="preserve">На предприятии решаются следующие задачи обработки информации: регистрация и обработка обращений клиентов; постановка задач исполнителям и контроль сроков их выполнения; учет затраченного рабочего </w:t>
+      </w:r>
+      <w:r>
+        <w:rPr>
+          <w:sz w:val="28"/>
+          <w:szCs w:val="28"/>
+        </w:rPr>
+        <w:lastRenderedPageBreak/>
+        <w:t xml:space="preserve">времени специалистов; ведение клиентской базы и договоров обслуживания; бухгалтерский, налоговый и управленческий учет; формирование и отправка документов </w:t>
       </w:r>
       <w:r>
         <w:rPr>
@@ -2420,51 +2501,7 @@
           <w:sz w:val="28"/>
           <w:szCs w:val="28"/>
         </w:rPr>
-        <w:t xml:space="preserve"> в «1</w:t>
-      </w:r>
-      <w:proofErr w:type="gramStart"/>
-      <w:r>
-        <w:rPr>
-          <w:sz w:val="28"/>
-          <w:szCs w:val="28"/>
-        </w:rPr>
-        <w:t>С:Зарплата</w:t>
-      </w:r>
-      <w:proofErr w:type="gramEnd"/>
-      <w:r>
-        <w:rPr>
-          <w:sz w:val="28"/>
-          <w:szCs w:val="28"/>
-        </w:rPr>
-        <w:t xml:space="preserve"> и управление персоналом». Внутренний документооборот частично автоматизирован средствами офисного пакета. В то же время ключевая для компании задача </w:t>
-      </w:r>
-      <w:r>
-        <w:rPr>
-          <w:sz w:val="28"/>
-          <w:szCs w:val="28"/>
-        </w:rPr>
-        <w:t>-</w:t>
-      </w:r>
-      <w:r>
-        <w:rPr>
-          <w:sz w:val="28"/>
-          <w:szCs w:val="28"/>
-        </w:rPr>
-        <w:t xml:space="preserve"> учет обращений клиентов </w:t>
-      </w:r>
-      <w:r>
-        <w:rPr>
-          <w:sz w:val="28"/>
-          <w:szCs w:val="28"/>
-        </w:rPr>
-        <w:t>-</w:t>
-      </w:r>
-      <w:r>
-        <w:rPr>
-          <w:sz w:val="28"/>
-          <w:szCs w:val="28"/>
-        </w:rPr>
-        <w:t xml:space="preserve"> в настоящее время не автоматизирована: заявки поступают по телефону, электронной почте и через мессенджеры, фиксируются менеджером в таблицах Microsoft Excel либо в личных записях специалистов.</w:t>
+        <w:t xml:space="preserve"> счетов, электронных счетов-фактур (ЭСФ), электронных актов выполненных работ (ЭАВР), сопроводительных накладных на товар (СНТ); подготовка налоговой, финансовой и статистической отчетности, а также управленческих отчетов для руководства.</w:t>
       </w:r>
     </w:p>
     <w:p>
@@ -2482,15 +2519,67 @@
           <w:sz w:val="28"/>
           <w:szCs w:val="28"/>
         </w:rPr>
-        <w:t xml:space="preserve">По структуре информация, обрабатываемая на предприятии, делится на две группы. Нормативно-справочная информация включает сведения о </w:t>
-      </w:r>
-      <w:r>
-        <w:rPr>
-          <w:sz w:val="28"/>
-          <w:szCs w:val="28"/>
-        </w:rPr>
-        <w:lastRenderedPageBreak/>
-        <w:t>клиентах (наименование организации, БИН/ИИН, контактное лицо, телефон, адрес электронной почты, адрес), о договорах сопровождения (номер, сроки действия, тип сопровождения, тариф), о сотрудниках (ФИО, должность, контактные данные), а также классификаторы видов обращений и состояний их обработки. Оперативная информация включает сами обращения клиентов (тема, описание проблемы, срочность, сроки), сведения о ходе их выполнения и записи о выполненных работах с указанием исполнителя, даты и затраченных часов.</w:t>
+        <w:t xml:space="preserve">Большинство перечисленных задач решается с применением компьютерных информационных систем. Связь с клиентами, прием обращений, переписка и удаленное подключение к компьютерам клиентов выполняются через специализированный сервис 1С-Коннект. Постановка задач, назначение ответственных, контроль сроков и загрузки сотрудников ведутся в системе Битрикс24: при поступлении обращения через 1С-Коннект специалист создает соответствующую задачу с указанием исполнителя, соисполнителя и наблюдателя. Внутренний учет компании </w:t>
+      </w:r>
+      <w:r>
+        <w:rPr>
+          <w:sz w:val="28"/>
+          <w:szCs w:val="28"/>
+        </w:rPr>
+        <w:t>-</w:t>
+      </w:r>
+      <w:r>
+        <w:rPr>
+          <w:sz w:val="28"/>
+          <w:szCs w:val="28"/>
+        </w:rPr>
+        <w:t xml:space="preserve"> бухгалтерский, налоговый и управленческий, документооборот, работа с договорами и счетами </w:t>
+      </w:r>
+      <w:r>
+        <w:rPr>
+          <w:sz w:val="28"/>
+          <w:szCs w:val="28"/>
+        </w:rPr>
+        <w:t>-</w:t>
+      </w:r>
+      <w:r>
+        <w:rPr>
+          <w:sz w:val="28"/>
+          <w:szCs w:val="28"/>
+        </w:rPr>
+        <w:t xml:space="preserve"> автоматизирован в конфигурации «1</w:t>
+      </w:r>
+      <w:proofErr w:type="gramStart"/>
+      <w:r>
+        <w:rPr>
+          <w:sz w:val="28"/>
+          <w:szCs w:val="28"/>
+        </w:rPr>
+        <w:t>С:Комплексная</w:t>
+      </w:r>
+      <w:proofErr w:type="gramEnd"/>
+      <w:r>
+        <w:rPr>
+          <w:sz w:val="28"/>
+          <w:szCs w:val="28"/>
+        </w:rPr>
+        <w:t xml:space="preserve"> автоматизация» (1</w:t>
+      </w:r>
+      <w:proofErr w:type="gramStart"/>
+      <w:r>
+        <w:rPr>
+          <w:sz w:val="28"/>
+          <w:szCs w:val="28"/>
+        </w:rPr>
+        <w:t>С:КА</w:t>
+      </w:r>
+      <w:proofErr w:type="gramEnd"/>
+      <w:r>
+        <w:rPr>
+          <w:sz w:val="28"/>
+          <w:szCs w:val="28"/>
+        </w:rPr>
+        <w:t>). Сведения о клиентах, используемых ими программных продуктах и истории взаимодействий хранятся в CRM-системе. После завершения работы по обращению специалист заполняет табель учета рабочего времени с указанием затраченного времени и содержания выполненных действий; в конце месяца на основании табелей формируется свод учета рабочего времени, по которому клиентам выставляются акты выполненных работ.</w:t>
       </w:r>
     </w:p>
     <w:p>
@@ -2508,7 +2597,23 @@
           <w:sz w:val="28"/>
           <w:szCs w:val="28"/>
         </w:rPr>
-        <w:t>Входная информация имеет преимущественно текстовый и числовой характер. Сбор первичной информации осуществляется по разным каналам: устно по телефону, письмами по электронной почте, сообщениями в мессенджерах, при личном обращении клиента в офис. Носителями информации выступают как электронные документы (письма, файлы Excel), так и бумажные записи. Ввод информации в используемые программы выполняется вручную через диалоговые окна. Единая точка регистрации обращений отсутствует: одно и то же обращение может быть зафиксировано в нескольких местах либо не зафиксировано вовсе.</w:t>
+        <w:t>По структуре информация, обрабатываемая на предприятии, делится на две группы. Нормативно-справочная информация включает сведения о клиентах (наименование, контактные данные, используемое программное обеспечение, состав сотрудников), договорах обслуживания, тарифах и сотрудниках компании; она ведется в CRM-системе и «1</w:t>
+      </w:r>
+      <w:proofErr w:type="gramStart"/>
+      <w:r>
+        <w:rPr>
+          <w:sz w:val="28"/>
+          <w:szCs w:val="28"/>
+        </w:rPr>
+        <w:t>С:КА</w:t>
+      </w:r>
+      <w:proofErr w:type="gramEnd"/>
+      <w:r>
+        <w:rPr>
+          <w:sz w:val="28"/>
+          <w:szCs w:val="28"/>
+        </w:rPr>
+        <w:t>». Оперативная информация включает обращения клиентов и переписку по ним (1С-Коннект), задачи со сроками и исполнителями (Битрикс24), табели учета рабочего времени и расчетные документы (1С:КА).</w:t>
       </w:r>
     </w:p>
     <w:p>
@@ -2526,23 +2631,7 @@
           <w:sz w:val="28"/>
           <w:szCs w:val="28"/>
         </w:rPr>
-        <w:t>Структура применяемой на предприятии информационной системы следующая. Для задач учета используются файловые информационные базы «1</w:t>
-      </w:r>
-      <w:proofErr w:type="gramStart"/>
-      <w:r>
-        <w:rPr>
-          <w:sz w:val="28"/>
-          <w:szCs w:val="28"/>
-        </w:rPr>
-        <w:t>С:Предприятие</w:t>
-      </w:r>
-      <w:proofErr w:type="gramEnd"/>
-      <w:r>
-        <w:rPr>
-          <w:sz w:val="28"/>
-          <w:szCs w:val="28"/>
-        </w:rPr>
-        <w:t xml:space="preserve"> 8.3», размещенные на сервере локальной сети; встроенная СУБД платформы является локальной. Журнал обращений ведется в файлах Microsoft Excel на общем сетевом ресурсе. Распределенные СУБД не применяются.</w:t>
+        <w:t>Входная информация имеет преимущественно текстовый и числовой характер. Обращения поступают через 1С-Коннект, по телефону и при личных контактах с закрепленными специалистами; внутренние задачи могут ставиться напрямую через Битрикс24. Каждый запрос проходит единый регламент: проверка клиента, передача профильному специалисту, выполнение (письменная консультация, удаленное подключение или очная встреча), подтверждение решения клиентом, фиксация результата в учетной системе и закрытие задачи. Ввод информации во все системы выполняется вручную через диалоговые окна.</w:t>
       </w:r>
     </w:p>
     <w:p>
@@ -2560,37 +2649,15 @@
           <w:sz w:val="28"/>
           <w:szCs w:val="28"/>
         </w:rPr>
-        <w:t xml:space="preserve">В качестве системного программного обеспечения на рабочих станциях используется операционная система Microsoft Windows 10/11, на сервере </w:t>
-      </w:r>
-      <w:r>
-        <w:rPr>
-          <w:sz w:val="28"/>
-          <w:szCs w:val="28"/>
-        </w:rPr>
-        <w:t>-</w:t>
-      </w:r>
-      <w:r>
-        <w:rPr>
-          <w:sz w:val="28"/>
-          <w:szCs w:val="28"/>
-        </w:rPr>
-        <w:t xml:space="preserve"> Microsoft Windows Server. Прикладное программное обеспечение включает платформу «1</w:t>
-      </w:r>
-      <w:proofErr w:type="gramStart"/>
-      <w:r>
-        <w:rPr>
-          <w:sz w:val="28"/>
-          <w:szCs w:val="28"/>
-        </w:rPr>
-        <w:t>С:Предприятие</w:t>
-      </w:r>
-      <w:proofErr w:type="gramEnd"/>
-      <w:r>
-        <w:rPr>
-          <w:sz w:val="28"/>
-          <w:szCs w:val="28"/>
-        </w:rPr>
-        <w:t xml:space="preserve"> 8.3» с типовыми конфигурациями, пакет Microsoft Office, почтовые клиенты, интернет-браузеры и мессенджеры. Программное обеспечение является типовым, адаптированным под условия предприятия; обновления конфигураций 1С выполняются регулярно в рамках подписки ИТС.</w:t>
+        <w:t xml:space="preserve">Структура применяемой информационной системы следующая: информационные базы «1С» размещены на внутреннем сервере компании и используют файловый вариант хранения со встроенной СУБД платформы «1С:Предприятие»; сервисы 1С-Коннект и Битрикс24 являются облачными и доступны через Интернет; рабочая документация хранится на файловом </w:t>
+      </w:r>
+      <w:r>
+        <w:rPr>
+          <w:sz w:val="28"/>
+          <w:szCs w:val="28"/>
+        </w:rPr>
+        <w:lastRenderedPageBreak/>
+        <w:t>сервере с тематической структурой каталогов, клиентской сегментацией, едиными правилами именования файлов, разграничением доступа по должностным обязанностям и регулярным резервным копированием.</w:t>
       </w:r>
     </w:p>
     <w:p>
@@ -2608,7 +2675,21 @@
           <w:sz w:val="28"/>
           <w:szCs w:val="28"/>
         </w:rPr>
-        <w:t>С технической точки зрения информационная система предприятия построена на персональных компьютерах с процессорами Intel Core i3/i5, оперативной памятью 8–16 ГБ и твердотельными накопителями емкостью 256–512 ГБ. Компьютеры объединены в локальную сеть; выделенный сервер обеспечивает хранение общих информационных баз и файловых ресурсов, выполняется ежедневное резервное копирование.</w:t>
+        <w:t xml:space="preserve">Системное программное обеспечение: на рабочих станциях установлена операционная система Microsoft Windows 10, на сервере </w:t>
+      </w:r>
+      <w:r>
+        <w:rPr>
+          <w:sz w:val="28"/>
+          <w:szCs w:val="28"/>
+        </w:rPr>
+        <w:t>-</w:t>
+      </w:r>
+      <w:r>
+        <w:rPr>
+          <w:sz w:val="28"/>
+          <w:szCs w:val="28"/>
+        </w:rPr>
+        <w:t xml:space="preserve"> Windows Server 2019 Standard. Все рабочие места защищены антивирусным программным обеспечением Kaspersky; применяются программы резервного копирования рабочих баз и конфигураций. Прикладное программное обеспечение включает «1С:Комплексную автоматизацию», CRM-систему, сервисы 1С-Коннект и Битрикс24, офисный пакет, почтовые клиенты и средства электронного документооборота. Программное обеспечение является типовым, адаптированным под условия предприятия; обновления конфигураций «1С» выполняются регулярно в рамках партнерской подписки.</w:t>
       </w:r>
     </w:p>
     <w:p>
@@ -2626,15 +2707,7 @@
           <w:sz w:val="28"/>
           <w:szCs w:val="28"/>
         </w:rPr>
-        <w:t xml:space="preserve">На выходе информационной системы формируются регламентированная бухгалтерская и налоговая отчетность, акты выполненных работ и счета для клиентов, а также внутренние сводки о работе специалистов. Существенная часть выходных документов распечатывается на бумаге для подписания клиентами. Результаты обработки информации используются для сдачи отчетности в налоговые органы, выставления счетов клиентам и принятия управленческих решений: распределения нагрузки </w:t>
-      </w:r>
-      <w:r>
-        <w:rPr>
-          <w:sz w:val="28"/>
-          <w:szCs w:val="28"/>
-        </w:rPr>
-        <w:lastRenderedPageBreak/>
-        <w:t>между специалистами, пересмотра тарифов сопровождения, планирования штата.</w:t>
+        <w:t>С технической точки зрения информационная система предприятия построена на 17 персональных компьютерах, из которых один выполняет роль сервера, а 16 являются рабочими станциями. Основная часть станций оснащена процессорами Intel Core i7-4770 с тактовой частотой 3,40 ГГц, оперативной памятью 32 ГБ, SSD-накопителями 128 ГБ для системы и HDD-дисками 1 ТБ для рабочих данных; на каждом рабочем месте установлены по два монитора Samsung 23,5 дюйма с разрешением 1920×1080. В офисе размещены шесть многофункциональных устройств с двусторонней печатью. Сервер построен на процессоре Intel Core i9-11900 с 32 ГБ оперативной памяти и дисковым массивом из двух SSD по 2 ТБ (актуальные базы данных) и двух HDD по 2 ТБ (архивы и резервные копии); все компьютеры объединены в локальную сеть через централизованный маршрутизатор.</w:t>
       </w:r>
     </w:p>
     <w:p>
@@ -2652,7 +2725,7 @@
           <w:sz w:val="28"/>
           <w:szCs w:val="28"/>
         </w:rPr>
-        <w:t>Информационные потоки процесса сопровождения клиентов выглядят следующим образом. Входящий поток образуют обращения клиентов и сопутствующие материалы (описания ошибок, снимки экранов, файлы выгрузок), поступающие диспетчеру. Внутренний поток составляют передача обращения исполнителю, уточняющие вопросы, согласование сроков и фиксация результатов работ. Исходящий поток включает ответы и рекомендации клиентам, акты выполненных работ и счета. Документооборот процесса в текущем виде не формализован: маршрут обращения от поступления до закрытия не отслеживается, моменты передачи ответственности не фиксируются, что затрудняет разбор спорных ситуаций с клиентами («обращение было передано, но не выполнено») и оценку фактической трудоемкости обслуживания каждого договора.</w:t>
+        <w:t>На выходе информационной системы формируются акты выполненных работ (на основании табелей учета рабочего времени), счета, ЭСФ, ЭАВР, СНТ, налоговая, финансовая и статистическая отчетность, а также управленческие отчеты по клиентам, закрытым задачам и выставленным счетам. Часть документов передается клиентам в бумажном виде для подписания. Результаты обработки информации используются для расчетов с клиентами, контроля загрузки и производительности специалистов, своевременного реагирования на обращения и принятия управленческих решений руководством компании.</w:t>
       </w:r>
     </w:p>
     <w:p>
@@ -2670,7 +2743,7 @@
           <w:sz w:val="28"/>
           <w:szCs w:val="28"/>
         </w:rPr>
-        <w:t>Экономическая сторона проблемы выражается в прямых и косвенных потерях. Прямые потери возникают, когда выполненные работы не попадают в учет и не предъявляются клиенту к оплате по договорам с почасовой тарификацией. Косвенные потери связаны со снижением качества обслуживания: забытые и просроченные обращения ведут к недовольству клиентов и риску расторжения договоров сопровождения, а ручная сводка отчетности отнимает рабочее время менеджера, которое могло бы использоваться для работы с клиентами.</w:t>
+        <w:t>Предприятие имеет постоянный выход в Интернет. Через Интернет работают облачные сервисы 1С-Коннект и Битрикс24, выполняется получение обновлений конфигураций с портала «1С», удаленное подключение к информационным базам клиентов, обмен электронной почтой и электронными документами. Компания имеет собственный сайт gem.kz с информацией об услугах, тарифах и сервисах.</w:t>
       </w:r>
     </w:p>
     <w:p>
@@ -2688,7 +2761,71 @@
           <w:sz w:val="28"/>
           <w:szCs w:val="28"/>
         </w:rPr>
-        <w:t>Предприятие имеет постоянный выход в Интернет. Через Интернет выполняется получение обновлений конфигураций с портала 1С, удаленное подключение к информационным базам клиентов, обмен электронной почтой. Компания имеет сайт-визитку с описанием услуг; собственный веб-сервер для внутренних задач не используется.</w:t>
+        <w:t xml:space="preserve">Анализ деятельности предприятия показывает, что процесс учета обращений клиентов, являясь автоматизированным, фрагментирован между четырьмя независимыми системами: регистрация обращения и переписка ведутся в 1С-Коннект, задача со сроком и исполнителем </w:t>
+      </w:r>
+      <w:r>
+        <w:rPr>
+          <w:sz w:val="28"/>
+          <w:szCs w:val="28"/>
+        </w:rPr>
+        <w:t>-</w:t>
+      </w:r>
+      <w:r>
+        <w:rPr>
+          <w:sz w:val="28"/>
+          <w:szCs w:val="28"/>
+        </w:rPr>
+        <w:t xml:space="preserve"> в Битрикс24, </w:t>
+      </w:r>
+      <w:r>
+        <w:rPr>
+          <w:sz w:val="28"/>
+          <w:szCs w:val="28"/>
+        </w:rPr>
+        <w:lastRenderedPageBreak/>
+        <w:t xml:space="preserve">затраченное время </w:t>
+      </w:r>
+      <w:r>
+        <w:rPr>
+          <w:sz w:val="28"/>
+          <w:szCs w:val="28"/>
+        </w:rPr>
+        <w:t>-</w:t>
+      </w:r>
+      <w:r>
+        <w:rPr>
+          <w:sz w:val="28"/>
+          <w:szCs w:val="28"/>
+        </w:rPr>
+        <w:t xml:space="preserve"> в табеле, расчетные документы </w:t>
+      </w:r>
+      <w:r>
+        <w:rPr>
+          <w:sz w:val="28"/>
+          <w:szCs w:val="28"/>
+        </w:rPr>
+        <w:t>-</w:t>
+      </w:r>
+      <w:r>
+        <w:rPr>
+          <w:sz w:val="28"/>
+          <w:szCs w:val="28"/>
+        </w:rPr>
+        <w:t xml:space="preserve"> в «1С:КА», а сведения о клиенте </w:t>
+      </w:r>
+      <w:r>
+        <w:rPr>
+          <w:sz w:val="28"/>
+          <w:szCs w:val="28"/>
+        </w:rPr>
+        <w:t>-</w:t>
+      </w:r>
+      <w:r>
+        <w:rPr>
+          <w:sz w:val="28"/>
+          <w:szCs w:val="28"/>
+        </w:rPr>
+        <w:t xml:space="preserve"> в CRM. По каждому обращению специалист выполняет многократный ручной ввод: закрывает обращение в 1С-Коннект, закрывает задачу в Битрикс24 и заполняет табель, а офис-менеджер и заместитель директора вручную сводят эти данные в конце месяца для выставления актов. Единого экрана, на котором по конкретной заявке одновременно видны статус, срок, ответственный, история выполненных работ и накопленные трудозатраты, в используемых системах нет; сводные данные о просроченных обращениях и часах по сотрудникам собираются вручную из разных источников. Кроме того, облачные сервисы тарифицируются по числу пользователей, а обращения, поступившие по телефону или лично, регистрируются в системах с задержкой и могут быть упущены.</w:t>
       </w:r>
     </w:p>
     <w:p>
@@ -2706,58 +2843,22 @@
           <w:sz w:val="28"/>
           <w:szCs w:val="28"/>
         </w:rPr>
-        <w:t xml:space="preserve">Анализ деятельности предприятия показывает, что задача учета обращений клиентов решается «вручную» и является узким местом основного бизнес-процесса. Разрозненная регистрация заявок приводит к следующим проблемам: обращения теряются при передаче между каналами связи; отсутствует контроль сроков исполнения и просроченных заявок; не ведется единая история выполненных работ по клиенту; формирование отчетов о загрузке специалистов и затраченных часах требует ручной сводки данных из разных источников. Данная задача может и должна быть автоматизирована. Готовые универсальные решения (Bitrix24, </w:t>
-      </w:r>
-      <w:proofErr w:type="spellStart"/>
-      <w:r>
-        <w:rPr>
-          <w:sz w:val="28"/>
-          <w:szCs w:val="28"/>
-        </w:rPr>
-        <w:t>Jira</w:t>
-      </w:r>
-      <w:proofErr w:type="spellEnd"/>
-      <w:r>
-        <w:rPr>
-          <w:sz w:val="28"/>
-          <w:szCs w:val="28"/>
-        </w:rPr>
-        <w:t xml:space="preserve"> Service Management, 1</w:t>
-      </w:r>
-      <w:proofErr w:type="gramStart"/>
-      <w:r>
-        <w:rPr>
-          <w:sz w:val="28"/>
-          <w:szCs w:val="28"/>
-        </w:rPr>
-        <w:t>С:ITIL</w:t>
-      </w:r>
-      <w:proofErr w:type="gramEnd"/>
-      <w:r>
-        <w:rPr>
-          <w:sz w:val="28"/>
-          <w:szCs w:val="28"/>
-        </w:rPr>
-        <w:t>) либо избыточны по функциональности и требуют платной подписки на каждого пользователя, либо требуют существенных затрат на внедрение и сопровождение. Для предприятия целесообразна разработка собственного легковесного веб-приложения учета обращений, точно соответствующего сложившемуся бизнес-процессу: единое рабочее место менеджера, фиксирующего заявки, назначающего исполнителей, отслеживающего статусы и сроки, ведущего историю работ и формирующего отчеты.</w:t>
+        <w:t>Перечисленные недостатки могут быть устранены созданием единого рабочего места учета заявок, объединяющего в одном веб-приложении регистрацию обращений, назначение исполнителей, контроль статусов и сроков с автоматическим выявлением просроченных заявок, ведение истории выполненных работ с трудозатратами (аналог табеля) и формирование отчетов. Готовые универсальные решения данного класса избыточны по функциональности и предполагают подписочную оплату за каждого пользователя, поэтому для предприятия целесообразна разработка собственного легковесного веб-приложения, точно соответствующего сложившемуся регламенту обработки обращений. В рамках производственной практики разрабатывается макет такой системы.</w:t>
       </w:r>
     </w:p>
     <w:p>
       <w:pPr>
-        <w:jc w:val="both"/>
         <w:rPr>
           <w:rFonts w:eastAsia="Times New Roman"/>
-          <w:bCs/>
-          <w:sz w:val="28"/>
-          <w:szCs w:val="28"/>
         </w:rPr>
       </w:pPr>
-      <w:r>
+    </w:p>
+    <w:p>
+      <w:pPr>
         <w:rPr>
           <w:rFonts w:eastAsia="Times New Roman"/>
-          <w:szCs w:val="28"/>
-        </w:rPr>
-        <w:br w:type="page"/>
-      </w:r>
+        </w:rPr>
+      </w:pPr>
     </w:p>
     <w:p>
       <w:pPr>
@@ -2767,25 +2868,23 @@
         <w:jc w:val="both"/>
         <w:rPr>
           <w:rFonts w:eastAsia="Times New Roman"/>
-          <w:szCs w:val="28"/>
         </w:rPr>
       </w:pPr>
-      <w:bookmarkStart w:id="2" w:name="_Toc232089380"/>
       <w:r>
         <w:rPr>
           <w:rFonts w:eastAsia="Times New Roman"/>
-          <w:szCs w:val="28"/>
-        </w:rPr>
-        <w:lastRenderedPageBreak/>
+        </w:rPr>
         <w:t>1.2 Постановка задачи</w:t>
       </w:r>
-      <w:bookmarkEnd w:id="2"/>
     </w:p>
     <w:p>
       <w:pPr>
+        <w:pStyle w:val="a3"/>
+        <w:spacing w:after="0"/>
         <w:jc w:val="both"/>
         <w:rPr>
-          <w:rFonts w:eastAsia="Times New Roman"/>
+          <w:sz w:val="28"/>
+          <w:szCs w:val="28"/>
         </w:rPr>
       </w:pPr>
     </w:p>
@@ -2868,7 +2967,15 @@
           <w:sz w:val="28"/>
           <w:szCs w:val="28"/>
         </w:rPr>
-        <w:t>); данные заявок (договор, категория, статус, ответственный сотрудник, тема, описание, приоритет, дедлайн); записи о выполненных работах (заявка, исполнитель, дата, описание, затраченные часы). Выбор входной информации обусловлен составом первичных документов и сведений, реально циркулирующих в процессе сопровождения клиентов.</w:t>
+        <w:t xml:space="preserve">); данные заявок (договор, категория, статус, ответственный сотрудник, тема, описание, приоритет, дедлайн); записи о выполненных </w:t>
+      </w:r>
+      <w:r>
+        <w:rPr>
+          <w:sz w:val="28"/>
+          <w:szCs w:val="28"/>
+        </w:rPr>
+        <w:lastRenderedPageBreak/>
+        <w:t>работах (заявка, исполнитель, дата, описание, затраченные часы). Выбор входной информации обусловлен составом сведений, реально циркулирующих в процессе сопровождения клиентов: реквизиты заявки повторяют регламент регистрации обращения, а запись о работе соответствует строке табеля учета рабочего времени.</w:t>
       </w:r>
     </w:p>
     <w:p>
@@ -2904,15 +3011,7 @@
           <w:sz w:val="28"/>
           <w:szCs w:val="28"/>
         </w:rPr>
-        <w:t xml:space="preserve">Функциональные требования к системе сформулированы по результатам обследования бизнес-процесса: регистрация заявки с обязательным указанием договора, категории, статуса, ответственного сотрудника, темы и приоритета; редактирование заявки, включая смену статуса по мере выполнения; ведение жизненного цикла заявки по фиксированной цепочке состояний от «Новая» до «Закрыта»; автоматическое выявление просроченных заявок (дедлайн прошел, заявка не закрыта) с их визуальным выделением и отдельным фильтром; текстовый поиск по теме и описанию; ведение справочников клиентов, договоров и сотрудников с защитой от удаления связанных записей; накопление истории выполненных работ с трудозатратами; формирование двух отчетов с выгрузкой в CSV. Нефункциональные требования: работа в браузере без установки клиентского ПО, время отклика интерфейса не более одной-двух секунд на характерных </w:t>
-      </w:r>
-      <w:r>
-        <w:rPr>
-          <w:sz w:val="28"/>
-          <w:szCs w:val="28"/>
-        </w:rPr>
-        <w:lastRenderedPageBreak/>
-        <w:t>объемах данных, автоматическое развертывание базы данных при первом запуске, наполнение демонстрационными данными для показа заказчику.</w:t>
+        <w:t>Функциональные требования к системе сформулированы по результатам обследования бизнес-процесса: регистрация заявки с обязательным указанием договора, категории, статуса, ответственного сотрудника, темы и приоритета; редактирование заявки, включая смену статуса по мере выполнения; ведение жизненного цикла заявки по фиксированной цепочке состояний от «Новая» до «Закрыта»; автоматическое выявление просроченных заявок (дедлайн прошел, заявка не закрыта) с их визуальным выделением и отдельным фильтром; текстовый поиск по теме и описанию; ведение справочников клиентов, договоров и сотрудников с защитой от удаления связанных записей; накопление истории выполненных работ с трудозатратами; формирование двух отчетов с выгрузкой в CSV. Нефункциональные требования: работа в браузере без установки клиентского ПО, время отклика интерфейса не более одной-двух секунд на характерных объемах данных, автоматическое развертывание базы данных при первом запуске, наполнение демонстрационными данными для показа заказчику.</w:t>
       </w:r>
     </w:p>
     <w:p>
@@ -3043,7 +3142,6 @@
     </w:p>
     <w:p>
       <w:pPr>
-        <w:jc w:val="both"/>
         <w:rPr>
           <w:rFonts w:eastAsia="Times New Roman"/>
         </w:rPr>
@@ -3051,7 +3149,6 @@
     </w:p>
     <w:p>
       <w:pPr>
-        <w:jc w:val="both"/>
         <w:rPr>
           <w:rFonts w:eastAsia="Times New Roman"/>
         </w:rPr>
@@ -3061,26 +3158,21 @@
       <w:pPr>
         <w:pStyle w:val="2"/>
         <w:spacing w:before="0" w:after="0"/>
-        <w:ind w:left="708"/>
+        <w:ind w:firstLine="708"/>
         <w:jc w:val="both"/>
         <w:rPr>
           <w:rFonts w:eastAsia="Times New Roman"/>
-          <w:szCs w:val="28"/>
         </w:rPr>
       </w:pPr>
-      <w:bookmarkStart w:id="3" w:name="_Toc232089381"/>
       <w:r>
         <w:rPr>
           <w:rFonts w:eastAsia="Times New Roman"/>
-          <w:szCs w:val="28"/>
         </w:rPr>
         <w:t>1.3 Обоснование проектных решений по видам обеспечения</w:t>
       </w:r>
-      <w:bookmarkEnd w:id="3"/>
     </w:p>
     <w:p>
       <w:pPr>
-        <w:jc w:val="both"/>
         <w:rPr>
           <w:rFonts w:eastAsia="Times New Roman"/>
         </w:rPr>
@@ -3090,26 +3182,27 @@
       <w:pPr>
         <w:pStyle w:val="3"/>
         <w:spacing w:before="0" w:after="0"/>
-        <w:ind w:left="708"/>
+        <w:ind w:firstLine="708"/>
         <w:jc w:val="both"/>
         <w:rPr>
           <w:rFonts w:eastAsia="Times New Roman"/>
         </w:rPr>
       </w:pPr>
-      <w:bookmarkStart w:id="4" w:name="_Toc232089382"/>
       <w:r>
         <w:rPr>
           <w:rFonts w:eastAsia="Times New Roman"/>
         </w:rPr>
         <w:t>1.3.1 Обоснование проектных решений по информационному обеспечению</w:t>
       </w:r>
-      <w:bookmarkEnd w:id="4"/>
     </w:p>
     <w:p>
       <w:pPr>
+        <w:pStyle w:val="a3"/>
+        <w:spacing w:after="0"/>
         <w:jc w:val="both"/>
         <w:rPr>
-          <w:rFonts w:eastAsia="Times New Roman"/>
+          <w:sz w:val="28"/>
+          <w:szCs w:val="28"/>
         </w:rPr>
       </w:pPr>
     </w:p>
@@ -3137,7 +3230,21 @@
           <w:sz w:val="28"/>
           <w:szCs w:val="28"/>
         </w:rPr>
-        <w:t xml:space="preserve"> информационное обеспечение задачи составляют первичные документы и сведения, поступающие от клиентов: тексты обращений из писем и мессенджеров, договоры сопровождения, контактные данные организаций. Унифицированные формы документов для регистрации обращений на предприятии отсутствуют, поэтому состав реквизитов входных экранных форм спроектирован самостоятельно на основе анализа реального бизнес-процесса. Состав экранных форм системы приведен в таблице 1.</w:t>
+        <w:t xml:space="preserve"> информационное обеспечение задачи составляют сведения, поступающие от клиентов и циркулирующие в действующих системах предприятия: тексты обращений из 1С-Коннект и телефонных разговоров, договоры обслуживания, контактные данные организаций, табели учета рабочего времени. Унифицированные формы документов для единого учета заявок на предприятии отсутствуют, поэтому состав реквизитов входных экранных форм спроектирован самостоятельно </w:t>
+      </w:r>
+      <w:r>
+        <w:rPr>
+          <w:sz w:val="28"/>
+          <w:szCs w:val="28"/>
+        </w:rPr>
+        <w:t>-</w:t>
+      </w:r>
+      <w:r>
+        <w:rPr>
+          <w:sz w:val="28"/>
+          <w:szCs w:val="28"/>
+        </w:rPr>
+        <w:t xml:space="preserve"> на основе анализа действующего регламента обработки обращений и структуры табелей. Состав экранных форм системы приведен в таблице 1.</w:t>
       </w:r>
     </w:p>
     <w:p>
@@ -3171,17 +3278,6 @@
         </w:rPr>
         <w:t xml:space="preserve"> Перечень экранных форм системы</w:t>
       </w:r>
-    </w:p>
-    <w:p>
-      <w:pPr>
-        <w:pStyle w:val="table-caption"/>
-        <w:spacing w:before="0" w:after="0"/>
-        <w:jc w:val="both"/>
-        <w:rPr>
-          <w:sz w:val="28"/>
-          <w:szCs w:val="28"/>
-        </w:rPr>
-      </w:pPr>
     </w:p>
     <w:tbl>
       <w:tblPr>
@@ -3195,9 +3291,9 @@
         <w:tblLook w:val="04A0" w:firstRow="1" w:lastRow="0" w:firstColumn="1" w:lastColumn="0" w:noHBand="0" w:noVBand="1"/>
       </w:tblPr>
       <w:tblGrid>
-        <w:gridCol w:w="3293"/>
-        <w:gridCol w:w="1867"/>
-        <w:gridCol w:w="4179"/>
+        <w:gridCol w:w="2857"/>
+        <w:gridCol w:w="1747"/>
+        <w:gridCol w:w="4735"/>
       </w:tblGrid>
       <w:tr>
         <w:trPr>
@@ -3228,8 +3324,6 @@
                 <w:rFonts w:eastAsia="Times New Roman"/>
                 <w:b/>
                 <w:bCs/>
-                <w:sz w:val="28"/>
-                <w:szCs w:val="28"/>
               </w:rPr>
             </w:pPr>
             <w:r>
@@ -3237,8 +3331,6 @@
                 <w:rFonts w:eastAsia="Times New Roman"/>
                 <w:b/>
                 <w:bCs/>
-                <w:sz w:val="28"/>
-                <w:szCs w:val="28"/>
               </w:rPr>
               <w:t>Экранная форма</w:t>
             </w:r>
@@ -3269,8 +3361,6 @@
                 <w:rFonts w:eastAsia="Times New Roman"/>
                 <w:b/>
                 <w:bCs/>
-                <w:sz w:val="28"/>
-                <w:szCs w:val="28"/>
               </w:rPr>
             </w:pPr>
             <w:r>
@@ -3278,8 +3368,6 @@
                 <w:rFonts w:eastAsia="Times New Roman"/>
                 <w:b/>
                 <w:bCs/>
-                <w:sz w:val="28"/>
-                <w:szCs w:val="28"/>
               </w:rPr>
               <w:t>Тип информации</w:t>
             </w:r>
@@ -3310,8 +3398,6 @@
                 <w:rFonts w:eastAsia="Times New Roman"/>
                 <w:b/>
                 <w:bCs/>
-                <w:sz w:val="28"/>
-                <w:szCs w:val="28"/>
               </w:rPr>
             </w:pPr>
             <w:r>
@@ -3319,8 +3405,6 @@
                 <w:rFonts w:eastAsia="Times New Roman"/>
                 <w:b/>
                 <w:bCs/>
-                <w:sz w:val="28"/>
-                <w:szCs w:val="28"/>
               </w:rPr>
               <w:t>Назначение</w:t>
             </w:r>
@@ -3353,15 +3437,11 @@
               <w:jc w:val="both"/>
               <w:rPr>
                 <w:rFonts w:eastAsia="Times New Roman"/>
-                <w:sz w:val="28"/>
-                <w:szCs w:val="28"/>
-              </w:rPr>
-            </w:pPr>
-            <w:r>
-              <w:rPr>
-                <w:rFonts w:eastAsia="Times New Roman"/>
-                <w:sz w:val="28"/>
-                <w:szCs w:val="28"/>
+              </w:rPr>
+            </w:pPr>
+            <w:r>
+              <w:rPr>
+                <w:rFonts w:eastAsia="Times New Roman"/>
               </w:rPr>
               <w:t>Форма создания/редактирования заявки</w:t>
             </w:r>
@@ -3389,15 +3469,11 @@
               <w:jc w:val="both"/>
               <w:rPr>
                 <w:rFonts w:eastAsia="Times New Roman"/>
-                <w:sz w:val="28"/>
-                <w:szCs w:val="28"/>
-              </w:rPr>
-            </w:pPr>
-            <w:r>
-              <w:rPr>
-                <w:rFonts w:eastAsia="Times New Roman"/>
-                <w:sz w:val="28"/>
-                <w:szCs w:val="28"/>
+              </w:rPr>
+            </w:pPr>
+            <w:r>
+              <w:rPr>
+                <w:rFonts w:eastAsia="Times New Roman"/>
               </w:rPr>
               <w:t>Ввод оперативной</w:t>
             </w:r>
@@ -3425,15 +3501,11 @@
               <w:jc w:val="both"/>
               <w:rPr>
                 <w:rFonts w:eastAsia="Times New Roman"/>
-                <w:sz w:val="28"/>
-                <w:szCs w:val="28"/>
-              </w:rPr>
-            </w:pPr>
-            <w:r>
-              <w:rPr>
-                <w:rFonts w:eastAsia="Times New Roman"/>
-                <w:sz w:val="28"/>
-                <w:szCs w:val="28"/>
+              </w:rPr>
+            </w:pPr>
+            <w:r>
+              <w:rPr>
+                <w:rFonts w:eastAsia="Times New Roman"/>
               </w:rPr>
               <w:t>Регистрация обращения: договор (с выбором клиента), категория, статус, ответственный сотрудник, тема, описание, приоритет, дедлайн</w:t>
             </w:r>
@@ -3466,15 +3538,11 @@
               <w:jc w:val="both"/>
               <w:rPr>
                 <w:rFonts w:eastAsia="Times New Roman"/>
-                <w:sz w:val="28"/>
-                <w:szCs w:val="28"/>
-              </w:rPr>
-            </w:pPr>
-            <w:r>
-              <w:rPr>
-                <w:rFonts w:eastAsia="Times New Roman"/>
-                <w:sz w:val="28"/>
-                <w:szCs w:val="28"/>
+              </w:rPr>
+            </w:pPr>
+            <w:r>
+              <w:rPr>
+                <w:rFonts w:eastAsia="Times New Roman"/>
               </w:rPr>
               <w:t>Форма записи о работе</w:t>
             </w:r>
@@ -3502,15 +3570,11 @@
               <w:jc w:val="both"/>
               <w:rPr>
                 <w:rFonts w:eastAsia="Times New Roman"/>
-                <w:sz w:val="28"/>
-                <w:szCs w:val="28"/>
-              </w:rPr>
-            </w:pPr>
-            <w:r>
-              <w:rPr>
-                <w:rFonts w:eastAsia="Times New Roman"/>
-                <w:sz w:val="28"/>
-                <w:szCs w:val="28"/>
+              </w:rPr>
+            </w:pPr>
+            <w:r>
+              <w:rPr>
+                <w:rFonts w:eastAsia="Times New Roman"/>
               </w:rPr>
               <w:t>Ввод оперативной</w:t>
             </w:r>
@@ -3538,15 +3602,11 @@
               <w:jc w:val="both"/>
               <w:rPr>
                 <w:rFonts w:eastAsia="Times New Roman"/>
-                <w:sz w:val="28"/>
-                <w:szCs w:val="28"/>
-              </w:rPr>
-            </w:pPr>
-            <w:r>
-              <w:rPr>
-                <w:rFonts w:eastAsia="Times New Roman"/>
-                <w:sz w:val="28"/>
-                <w:szCs w:val="28"/>
+              </w:rPr>
+            </w:pPr>
+            <w:r>
+              <w:rPr>
+                <w:rFonts w:eastAsia="Times New Roman"/>
               </w:rPr>
               <w:t>Фиксация выполненной работы по заявке: исполнитель, дата, описание, затраченные часы</w:t>
             </w:r>
@@ -3579,17 +3639,12 @@
               <w:jc w:val="both"/>
               <w:rPr>
                 <w:rFonts w:eastAsia="Times New Roman"/>
-                <w:sz w:val="28"/>
-                <w:szCs w:val="28"/>
-              </w:rPr>
-            </w:pPr>
-            <w:r>
-              <w:rPr>
-                <w:rFonts w:eastAsia="Times New Roman"/>
-                <w:sz w:val="28"/>
-                <w:szCs w:val="28"/>
-              </w:rPr>
-              <w:lastRenderedPageBreak/>
+              </w:rPr>
+            </w:pPr>
+            <w:r>
+              <w:rPr>
+                <w:rFonts w:eastAsia="Times New Roman"/>
+              </w:rPr>
               <w:t>Формы справочников «Клиенты», «Договоры», «Сотрудники»</w:t>
             </w:r>
           </w:p>
@@ -3616,15 +3671,11 @@
               <w:jc w:val="both"/>
               <w:rPr>
                 <w:rFonts w:eastAsia="Times New Roman"/>
-                <w:sz w:val="28"/>
-                <w:szCs w:val="28"/>
-              </w:rPr>
-            </w:pPr>
-            <w:r>
-              <w:rPr>
-                <w:rFonts w:eastAsia="Times New Roman"/>
-                <w:sz w:val="28"/>
-                <w:szCs w:val="28"/>
+              </w:rPr>
+            </w:pPr>
+            <w:r>
+              <w:rPr>
+                <w:rFonts w:eastAsia="Times New Roman"/>
               </w:rPr>
               <w:t>Ввод условно-постоянной</w:t>
             </w:r>
@@ -3652,15 +3703,11 @@
               <w:jc w:val="both"/>
               <w:rPr>
                 <w:rFonts w:eastAsia="Times New Roman"/>
-                <w:sz w:val="28"/>
-                <w:szCs w:val="28"/>
-              </w:rPr>
-            </w:pPr>
-            <w:r>
-              <w:rPr>
-                <w:rFonts w:eastAsia="Times New Roman"/>
-                <w:sz w:val="28"/>
-                <w:szCs w:val="28"/>
+              </w:rPr>
+            </w:pPr>
+            <w:r>
+              <w:rPr>
+                <w:rFonts w:eastAsia="Times New Roman"/>
               </w:rPr>
               <w:t>Ведение нормативно-справочной информации</w:t>
             </w:r>
@@ -3693,15 +3740,11 @@
               <w:jc w:val="both"/>
               <w:rPr>
                 <w:rFonts w:eastAsia="Times New Roman"/>
-                <w:sz w:val="28"/>
-                <w:szCs w:val="28"/>
-              </w:rPr>
-            </w:pPr>
-            <w:r>
-              <w:rPr>
-                <w:rFonts w:eastAsia="Times New Roman"/>
-                <w:sz w:val="28"/>
-                <w:szCs w:val="28"/>
+              </w:rPr>
+            </w:pPr>
+            <w:r>
+              <w:rPr>
+                <w:rFonts w:eastAsia="Times New Roman"/>
               </w:rPr>
               <w:t>Дашборд</w:t>
             </w:r>
@@ -3729,15 +3772,11 @@
               <w:jc w:val="both"/>
               <w:rPr>
                 <w:rFonts w:eastAsia="Times New Roman"/>
-                <w:sz w:val="28"/>
-                <w:szCs w:val="28"/>
-              </w:rPr>
-            </w:pPr>
-            <w:r>
-              <w:rPr>
-                <w:rFonts w:eastAsia="Times New Roman"/>
-                <w:sz w:val="28"/>
-                <w:szCs w:val="28"/>
+              </w:rPr>
+            </w:pPr>
+            <w:r>
+              <w:rPr>
+                <w:rFonts w:eastAsia="Times New Roman"/>
               </w:rPr>
               <w:t>Вывод результатной</w:t>
             </w:r>
@@ -3765,15 +3804,11 @@
               <w:jc w:val="both"/>
               <w:rPr>
                 <w:rFonts w:eastAsia="Times New Roman"/>
-                <w:sz w:val="28"/>
-                <w:szCs w:val="28"/>
-              </w:rPr>
-            </w:pPr>
-            <w:r>
-              <w:rPr>
-                <w:rFonts w:eastAsia="Times New Roman"/>
-                <w:sz w:val="28"/>
-                <w:szCs w:val="28"/>
+              </w:rPr>
+            </w:pPr>
+            <w:r>
+              <w:rPr>
+                <w:rFonts w:eastAsia="Times New Roman"/>
               </w:rPr>
               <w:t>Счетчики, диаграммы по статусам и категориям, последние заявки</w:t>
             </w:r>
@@ -3806,15 +3841,11 @@
               <w:jc w:val="both"/>
               <w:rPr>
                 <w:rFonts w:eastAsia="Times New Roman"/>
-                <w:sz w:val="28"/>
-                <w:szCs w:val="28"/>
-              </w:rPr>
-            </w:pPr>
-            <w:r>
-              <w:rPr>
-                <w:rFonts w:eastAsia="Times New Roman"/>
-                <w:sz w:val="28"/>
-                <w:szCs w:val="28"/>
+              </w:rPr>
+            </w:pPr>
+            <w:r>
+              <w:rPr>
+                <w:rFonts w:eastAsia="Times New Roman"/>
               </w:rPr>
               <w:t>Список заявок</w:t>
             </w:r>
@@ -3842,15 +3873,11 @@
               <w:jc w:val="both"/>
               <w:rPr>
                 <w:rFonts w:eastAsia="Times New Roman"/>
-                <w:sz w:val="28"/>
-                <w:szCs w:val="28"/>
-              </w:rPr>
-            </w:pPr>
-            <w:r>
-              <w:rPr>
-                <w:rFonts w:eastAsia="Times New Roman"/>
-                <w:sz w:val="28"/>
-                <w:szCs w:val="28"/>
+              </w:rPr>
+            </w:pPr>
+            <w:r>
+              <w:rPr>
+                <w:rFonts w:eastAsia="Times New Roman"/>
               </w:rPr>
               <w:t>Вывод результатной</w:t>
             </w:r>
@@ -3878,15 +3905,11 @@
               <w:jc w:val="both"/>
               <w:rPr>
                 <w:rFonts w:eastAsia="Times New Roman"/>
-                <w:sz w:val="28"/>
-                <w:szCs w:val="28"/>
-              </w:rPr>
-            </w:pPr>
-            <w:r>
-              <w:rPr>
-                <w:rFonts w:eastAsia="Times New Roman"/>
-                <w:sz w:val="28"/>
-                <w:szCs w:val="28"/>
+              </w:rPr>
+            </w:pPr>
+            <w:r>
+              <w:rPr>
+                <w:rFonts w:eastAsia="Times New Roman"/>
               </w:rPr>
               <w:t>Табличный список с поиском, фильтром и подсветкой просроченных</w:t>
             </w:r>
@@ -3919,15 +3942,11 @@
               <w:jc w:val="both"/>
               <w:rPr>
                 <w:rFonts w:eastAsia="Times New Roman"/>
-                <w:sz w:val="28"/>
-                <w:szCs w:val="28"/>
-              </w:rPr>
-            </w:pPr>
-            <w:r>
-              <w:rPr>
-                <w:rFonts w:eastAsia="Times New Roman"/>
-                <w:sz w:val="28"/>
-                <w:szCs w:val="28"/>
+              </w:rPr>
+            </w:pPr>
+            <w:r>
+              <w:rPr>
+                <w:rFonts w:eastAsia="Times New Roman"/>
               </w:rPr>
               <w:t>Карточка заявки</w:t>
             </w:r>
@@ -3955,15 +3974,11 @@
               <w:jc w:val="both"/>
               <w:rPr>
                 <w:rFonts w:eastAsia="Times New Roman"/>
-                <w:sz w:val="28"/>
-                <w:szCs w:val="28"/>
-              </w:rPr>
-            </w:pPr>
-            <w:r>
-              <w:rPr>
-                <w:rFonts w:eastAsia="Times New Roman"/>
-                <w:sz w:val="28"/>
-                <w:szCs w:val="28"/>
+              </w:rPr>
+            </w:pPr>
+            <w:r>
+              <w:rPr>
+                <w:rFonts w:eastAsia="Times New Roman"/>
               </w:rPr>
               <w:t>Вывод результатной</w:t>
             </w:r>
@@ -3991,15 +4006,11 @@
               <w:jc w:val="both"/>
               <w:rPr>
                 <w:rFonts w:eastAsia="Times New Roman"/>
-                <w:sz w:val="28"/>
-                <w:szCs w:val="28"/>
-              </w:rPr>
-            </w:pPr>
-            <w:r>
-              <w:rPr>
-                <w:rFonts w:eastAsia="Times New Roman"/>
-                <w:sz w:val="28"/>
-                <w:szCs w:val="28"/>
+              </w:rPr>
+            </w:pPr>
+            <w:r>
+              <w:rPr>
+                <w:rFonts w:eastAsia="Times New Roman"/>
               </w:rPr>
               <w:t>Полные данные заявки и история работ</w:t>
             </w:r>
@@ -4032,15 +4043,11 @@
               <w:jc w:val="both"/>
               <w:rPr>
                 <w:rFonts w:eastAsia="Times New Roman"/>
-                <w:sz w:val="28"/>
-                <w:szCs w:val="28"/>
-              </w:rPr>
-            </w:pPr>
-            <w:r>
-              <w:rPr>
-                <w:rFonts w:eastAsia="Times New Roman"/>
-                <w:sz w:val="28"/>
-                <w:szCs w:val="28"/>
+              </w:rPr>
+            </w:pPr>
+            <w:r>
+              <w:rPr>
+                <w:rFonts w:eastAsia="Times New Roman"/>
               </w:rPr>
               <w:t>Экран «Отчеты»</w:t>
             </w:r>
@@ -4068,15 +4075,11 @@
               <w:jc w:val="both"/>
               <w:rPr>
                 <w:rFonts w:eastAsia="Times New Roman"/>
-                <w:sz w:val="28"/>
-                <w:szCs w:val="28"/>
-              </w:rPr>
-            </w:pPr>
-            <w:r>
-              <w:rPr>
-                <w:rFonts w:eastAsia="Times New Roman"/>
-                <w:sz w:val="28"/>
-                <w:szCs w:val="28"/>
+              </w:rPr>
+            </w:pPr>
+            <w:r>
+              <w:rPr>
+                <w:rFonts w:eastAsia="Times New Roman"/>
               </w:rPr>
               <w:t>Вывод результатной</w:t>
             </w:r>
@@ -4104,15 +4107,11 @@
               <w:jc w:val="both"/>
               <w:rPr>
                 <w:rFonts w:eastAsia="Times New Roman"/>
-                <w:sz w:val="28"/>
-                <w:szCs w:val="28"/>
-              </w:rPr>
-            </w:pPr>
-            <w:r>
-              <w:rPr>
-                <w:rFonts w:eastAsia="Times New Roman"/>
-                <w:sz w:val="28"/>
-                <w:szCs w:val="28"/>
+              </w:rPr>
+            </w:pPr>
+            <w:r>
+              <w:rPr>
+                <w:rFonts w:eastAsia="Times New Roman"/>
               </w:rPr>
               <w:t>Отчеты «Заявки за период» и «Часы по сотрудникам», экспорт CSV</w:t>
             </w:r>
@@ -4130,6 +4129,21 @@
           <w:szCs w:val="28"/>
         </w:rPr>
       </w:pPr>
+      <w:r>
+        <w:rPr>
+          <w:sz w:val="28"/>
+          <w:szCs w:val="28"/>
+        </w:rPr>
+        <w:t xml:space="preserve">Международные и общегосударственные классификаторы для данной задачи не требуются, поэтому спроектированы локальные классификаторы: классификатор статусов заявки (пять значений: «Новая», «В работе», «Ожидает клиента», «Выполнена», «Закрыта»), классификатор категорий заявки (шесть значений: «Консультация», «Доработка», «Ошибка», «Обновление», «Интеграция», «Администрирование») и классификатор приоритетов (четыре значения: низкий, обычный, высокий, срочный). Состав </w:t>
+      </w:r>
+      <w:r>
+        <w:rPr>
+          <w:sz w:val="28"/>
+          <w:szCs w:val="28"/>
+        </w:rPr>
+        <w:lastRenderedPageBreak/>
+        <w:t>категорий соответствует фактической номенклатуре услуг Центра сопровождения. Статусы и категории реализованы как отдельные таблицы-справочники с кодом, наименованием и порядком сортировки; их значения фиксированы и не редактируются пользователем через интерфейс, что исключает искажение классификации. Приоритет реализован декларативным ограничением-перечислением на уровне поля таблицы заявок.</w:t>
+      </w:r>
     </w:p>
     <w:p>
       <w:pPr>
@@ -4146,46 +4160,27 @@
           <w:sz w:val="28"/>
           <w:szCs w:val="28"/>
         </w:rPr>
-        <w:t>Международные и общегосударственные классификаторы для данной задачи не требуются, поэтому спроектированы локальные классификаторы: классификатор статусов заявки (пять значений: «Новая», «В работе», «Ожидает клиента», «Выполнена», «Закрыта»), классификатор категорий заявки (шесть значений: «Консультация», «Доработка», «Ошибка», «Обновление», «Интеграция», «Администрирование») и классификатор приоритетов (четыре значения: низкий, обычный, высокий, срочный). Статусы и категории реализованы как отдельные таблицы-справочники с кодом, наименованием и порядком сортировки; их значения фиксированы и не редактируются пользователем через интерфейс, что исключает искажение классификации. Приоритет реализован декларативным ограничением-перечислением на уровне поля таблицы заявок.</w:t>
+        <w:t xml:space="preserve">Информационная база организована как интегрированная база данных с локальной организацией: все семь таблиц хранятся в едином файле СУБД </w:t>
+      </w:r>
+      <w:proofErr w:type="spellStart"/>
+      <w:r>
+        <w:rPr>
+          <w:sz w:val="28"/>
+          <w:szCs w:val="28"/>
+        </w:rPr>
+        <w:t>SQLite</w:t>
+      </w:r>
+      <w:proofErr w:type="spellEnd"/>
+      <w:r>
+        <w:rPr>
+          <w:sz w:val="28"/>
+          <w:szCs w:val="28"/>
+        </w:rPr>
+        <w:t>. Такой способ организации выбран вместо совокупности локальных файлов, поскольку обеспечивает централизованный контроль целостности связей между сущностями, исключает дублирование данных и упрощает резервное копирование (копируется один файл базы), что соответствует принятой на предприятии практике резервного копирования.</w:t>
       </w:r>
     </w:p>
     <w:p>
       <w:pPr>
-        <w:pStyle w:val="a3"/>
-        <w:spacing w:after="0"/>
-        <w:jc w:val="both"/>
-        <w:rPr>
-          <w:sz w:val="28"/>
-          <w:szCs w:val="28"/>
-        </w:rPr>
-      </w:pPr>
-      <w:r>
-        <w:rPr>
-          <w:sz w:val="28"/>
-          <w:szCs w:val="28"/>
-        </w:rPr>
-        <w:t xml:space="preserve">Информационная база организована как интегрированная база данных с локальной организацией: все семь таблиц хранятся в едином файле СУБД </w:t>
-      </w:r>
-      <w:proofErr w:type="spellStart"/>
-      <w:r>
-        <w:rPr>
-          <w:sz w:val="28"/>
-          <w:szCs w:val="28"/>
-        </w:rPr>
-        <w:t>SQLite</w:t>
-      </w:r>
-      <w:proofErr w:type="spellEnd"/>
-      <w:r>
-        <w:rPr>
-          <w:sz w:val="28"/>
-          <w:szCs w:val="28"/>
-        </w:rPr>
-        <w:t>. Такой способ организации выбран вместо совокупности локальных файлов, поскольку обеспечивает централизованный контроль целостности связей между сущностями, исключает дублирование данных и упрощает резервное копирование (копируется один файл базы).</w:t>
-      </w:r>
-    </w:p>
-    <w:p>
-      <w:pPr>
-        <w:jc w:val="both"/>
         <w:rPr>
           <w:rFonts w:eastAsia="Times New Roman"/>
         </w:rPr>
@@ -4193,7 +4188,6 @@
     </w:p>
     <w:p>
       <w:pPr>
-        <w:jc w:val="both"/>
         <w:rPr>
           <w:rFonts w:eastAsia="Times New Roman"/>
         </w:rPr>
@@ -4209,20 +4203,21 @@
           <w:rFonts w:eastAsia="Times New Roman"/>
         </w:rPr>
       </w:pPr>
-      <w:bookmarkStart w:id="5" w:name="_Toc232089383"/>
       <w:r>
         <w:rPr>
           <w:rFonts w:eastAsia="Times New Roman"/>
         </w:rPr>
         <w:t>1.3.2 Обоснование проектных решений по технологическому обеспечению</w:t>
       </w:r>
-      <w:bookmarkEnd w:id="5"/>
     </w:p>
     <w:p>
       <w:pPr>
+        <w:pStyle w:val="a3"/>
+        <w:spacing w:after="0"/>
         <w:jc w:val="both"/>
         <w:rPr>
-          <w:rFonts w:eastAsia="Times New Roman"/>
+          <w:sz w:val="28"/>
+          <w:szCs w:val="28"/>
         </w:rPr>
       </w:pPr>
     </w:p>
@@ -4241,15 +4236,7 @@
           <w:sz w:val="28"/>
           <w:szCs w:val="28"/>
         </w:rPr>
-        <w:t xml:space="preserve">Существующая технология решения задачи имеет следующие недостатки: регистрация обращений в нескольких несвязанных каналах (телефон, почта, мессенджеры, Excel) приводит к потере заявок; отсутствует автоматический контроль сроков и выявление просроченных обращений; </w:t>
-      </w:r>
-      <w:r>
-        <w:rPr>
-          <w:sz w:val="28"/>
-          <w:szCs w:val="28"/>
-        </w:rPr>
-        <w:lastRenderedPageBreak/>
-        <w:t>история работ по клиенту разрознена и не накапливается; составление отчетов требует ручной сводки; данные в Excel не защищены от случайного искажения и не контролируются на целостность.</w:t>
+        <w:t>Существующая технология решения задачи имеет следующие недостатки: сведения об одном обращении фрагментированы между несколькими системами (1С-Коннект, Битрикс24, табели учета рабочего времени, «1С:КА», CRM); по каждому обращению выполняется многократный ручной ввод одних и тех же данных; отсутствует единый экран заявки, показывающий одновременно статус, срок, ответственного, историю работ и трудозатраты; сводные данные о просроченных обращениях и часах по сотрудникам собираются вручную в конце месяца; облачные сервисы тарифицируются по числу пользователей, что увеличивает затраты на сопровождение процесса.</w:t>
       </w:r>
     </w:p>
     <w:p>
@@ -4325,6 +4312,7 @@
           <w:sz w:val="28"/>
           <w:szCs w:val="28"/>
         </w:rPr>
+        <w:lastRenderedPageBreak/>
         <w:t>foreign_keys</w:t>
       </w:r>
       <w:proofErr w:type="spellEnd"/>
@@ -4333,7 +4321,7 @@
           <w:sz w:val="28"/>
           <w:szCs w:val="28"/>
         </w:rPr>
-        <w:t xml:space="preserve"> = ON), ограничениями уникальности и ограничениями-проверками (CHECK). Удаление записей, на которые ссылаются связанные данные, запрещено на уровне базы (правило ON DELETE RESTRICT) и сопровождается понятным сообщением пользователю о причине отказа. Задача рассчитана на одно рабочее место менеджера, поэтому разграничение прав доступа и парольная защита в макете не реализуются; защита данных обеспечивается средствами операционной системы и резервным копированием файла базы.</w:t>
+        <w:t xml:space="preserve"> = ON), ограничениями уникальности и ограничениями-проверками (CHECK). Удаление записей, на которые ссылаются связанные данные, запрещено на уровне базы (правило ON DELETE RESTRICT) и сопровождается понятным сообщением пользователю о причине отказа. Макет рассчитан на одно рабочее место менеджера, поэтому разграничение прав доступа и парольная защита в нем не реализуются; защита данных обеспечивается средствами операционной системы, принятым на предприятии разграничением доступа к серверу и резервным копированием файла базы.</w:t>
       </w:r>
     </w:p>
     <w:p>
@@ -4425,20 +4413,11 @@
           <w:sz w:val="28"/>
           <w:szCs w:val="28"/>
         </w:rPr>
-        <w:t xml:space="preserve">Общение пользователя с ЭВМ организовано по принципу меню: постоянная навигационная панель обеспечивает переход между разделами (дашборд, заявки, клиенты, договоры, сотрудники, отчеты), ввод выполняется через формы с подсказками, обязательные поля помечены, при ошибках </w:t>
-      </w:r>
-      <w:r>
-        <w:rPr>
-          <w:sz w:val="28"/>
-          <w:szCs w:val="28"/>
-        </w:rPr>
-        <w:lastRenderedPageBreak/>
-        <w:t>выводятся текстовые сообщения. Выдача результатной информации выполняется на экран в виде таблиц, счетчиков и диаграмм, а также в виде файлов CSV. Типовые ошибки пользователя (незаполненное обязательное поле, неверный формат данных, попытка удалить связанную запись) перехватываются системой и сопровождаются сообщениями, указывающими причину и способ исправления; при недоступности сервера интерфейс показывает состояние ошибки с возможностью повторить запрос.</w:t>
+        <w:t>Общение пользователя с ЭВМ организовано по принципу меню: постоянная навигационная панель обеспечивает переход между разделами (дашборд, заявки, клиенты, договоры, сотрудники, отчеты), ввод выполняется через формы с подсказками, обязательные поля помечены, при ошибках выводятся текстовые сообщения. Выдача результатной информации выполняется на экран в виде таблиц, счетчиков и диаграмм, а также в виде файлов CSV.</w:t>
       </w:r>
     </w:p>
     <w:p>
       <w:pPr>
-        <w:jc w:val="both"/>
         <w:rPr>
           <w:rFonts w:eastAsia="Times New Roman"/>
         </w:rPr>
@@ -4446,7 +4425,6 @@
     </w:p>
     <w:p>
       <w:pPr>
-        <w:jc w:val="both"/>
         <w:rPr>
           <w:rFonts w:eastAsia="Times New Roman"/>
         </w:rPr>
@@ -4456,26 +4434,27 @@
       <w:pPr>
         <w:pStyle w:val="3"/>
         <w:spacing w:before="0" w:after="0"/>
-        <w:ind w:left="1" w:firstLine="708"/>
+        <w:ind w:firstLine="708"/>
         <w:jc w:val="both"/>
         <w:rPr>
           <w:rFonts w:eastAsia="Times New Roman"/>
         </w:rPr>
       </w:pPr>
-      <w:bookmarkStart w:id="6" w:name="_Toc232089384"/>
       <w:r>
         <w:rPr>
           <w:rFonts w:eastAsia="Times New Roman"/>
         </w:rPr>
         <w:t>1.3.3 Обоснование проектных решений по программному обеспечению</w:t>
       </w:r>
-      <w:bookmarkEnd w:id="6"/>
     </w:p>
     <w:p>
       <w:pPr>
+        <w:pStyle w:val="a3"/>
+        <w:spacing w:after="0"/>
         <w:jc w:val="both"/>
         <w:rPr>
-          <w:rFonts w:eastAsia="Times New Roman"/>
+          <w:sz w:val="28"/>
+          <w:szCs w:val="28"/>
         </w:rPr>
       </w:pPr>
     </w:p>
@@ -4494,7 +4473,7 @@
           <w:sz w:val="28"/>
           <w:szCs w:val="28"/>
         </w:rPr>
-        <w:t xml:space="preserve">В качестве операционной системы рабочего места выбрана Microsoft Windows 10/11 </w:t>
+        <w:t xml:space="preserve">В качестве операционной системы рабочего места выбрана Microsoft Windows 10 </w:t>
       </w:r>
       <w:r>
         <w:rPr>
@@ -4508,7 +4487,7 @@
           <w:sz w:val="28"/>
           <w:szCs w:val="28"/>
         </w:rPr>
-        <w:t xml:space="preserve"> она уже используется на предприятии, привычна персоналу и поддерживает весь выбранный инструментарий. Серверная часть приложения выполняется в среде Node.js версии 24 и может быть запущена как на рабочей станции менеджера, так и на имеющемся сервере локальной сети без приобретения дополнительных лицензий.</w:t>
+        <w:t xml:space="preserve"> она уже используется на рабочих станциях предприятия, привычна персоналу и поддерживает весь выбранный инструментарий. Серверная часть приложения выполняется в среде Node.js версии 24 и может быть запущена как на рабочей станции менеджера, так и на имеющемся сервере под управлением Windows Server 2019 Standard без приобретения дополнительных лицензий.</w:t>
       </w:r>
     </w:p>
     <w:p>
@@ -4531,6 +4510,21 @@
     </w:p>
     <w:p>
       <w:pPr>
+        <w:rPr>
+          <w:sz w:val="28"/>
+          <w:szCs w:val="28"/>
+        </w:rPr>
+      </w:pPr>
+      <w:r>
+        <w:rPr>
+          <w:sz w:val="28"/>
+          <w:szCs w:val="28"/>
+        </w:rPr>
+        <w:br w:type="page"/>
+      </w:r>
+    </w:p>
+    <w:p>
+      <w:pPr>
         <w:pStyle w:val="table-caption"/>
         <w:spacing w:before="0" w:after="0"/>
         <w:jc w:val="both"/>
@@ -4544,6 +4538,7 @@
           <w:sz w:val="28"/>
           <w:szCs w:val="28"/>
         </w:rPr>
+        <w:lastRenderedPageBreak/>
         <w:t xml:space="preserve">Таблица 2 </w:t>
       </w:r>
       <w:r>
@@ -4608,8 +4603,6 @@
                 <w:rFonts w:eastAsia="Times New Roman"/>
                 <w:b/>
                 <w:bCs/>
-                <w:sz w:val="28"/>
-                <w:szCs w:val="28"/>
               </w:rPr>
             </w:pPr>
             <w:r>
@@ -4617,8 +4610,6 @@
                 <w:rFonts w:eastAsia="Times New Roman"/>
                 <w:b/>
                 <w:bCs/>
-                <w:sz w:val="28"/>
-                <w:szCs w:val="28"/>
               </w:rPr>
               <w:t>Критерий</w:t>
             </w:r>
@@ -4649,8 +4640,6 @@
                 <w:rFonts w:eastAsia="Times New Roman"/>
                 <w:b/>
                 <w:bCs/>
-                <w:sz w:val="28"/>
-                <w:szCs w:val="28"/>
               </w:rPr>
             </w:pPr>
             <w:proofErr w:type="spellStart"/>
@@ -4659,8 +4648,6 @@
                 <w:rFonts w:eastAsia="Times New Roman"/>
                 <w:b/>
                 <w:bCs/>
-                <w:sz w:val="28"/>
-                <w:szCs w:val="28"/>
               </w:rPr>
               <w:t>SQLite</w:t>
             </w:r>
@@ -4692,8 +4679,6 @@
                 <w:rFonts w:eastAsia="Times New Roman"/>
                 <w:b/>
                 <w:bCs/>
-                <w:sz w:val="28"/>
-                <w:szCs w:val="28"/>
               </w:rPr>
             </w:pPr>
             <w:r>
@@ -4701,8 +4686,6 @@
                 <w:rFonts w:eastAsia="Times New Roman"/>
                 <w:b/>
                 <w:bCs/>
-                <w:sz w:val="28"/>
-                <w:szCs w:val="28"/>
               </w:rPr>
               <w:t>MySQL</w:t>
             </w:r>
@@ -4733,8 +4716,6 @@
                 <w:rFonts w:eastAsia="Times New Roman"/>
                 <w:b/>
                 <w:bCs/>
-                <w:sz w:val="28"/>
-                <w:szCs w:val="28"/>
               </w:rPr>
             </w:pPr>
             <w:proofErr w:type="spellStart"/>
@@ -4743,8 +4724,6 @@
                 <w:rFonts w:eastAsia="Times New Roman"/>
                 <w:b/>
                 <w:bCs/>
-                <w:sz w:val="28"/>
-                <w:szCs w:val="28"/>
               </w:rPr>
               <w:t>PostgreSQL</w:t>
             </w:r>
@@ -4776,8 +4755,6 @@
                 <w:rFonts w:eastAsia="Times New Roman"/>
                 <w:b/>
                 <w:bCs/>
-                <w:sz w:val="28"/>
-                <w:szCs w:val="28"/>
               </w:rPr>
             </w:pPr>
             <w:r>
@@ -4785,8 +4762,6 @@
                 <w:rFonts w:eastAsia="Times New Roman"/>
                 <w:b/>
                 <w:bCs/>
-                <w:sz w:val="28"/>
-                <w:szCs w:val="28"/>
               </w:rPr>
               <w:t>MS SQL Server</w:t>
             </w:r>
@@ -4819,15 +4794,11 @@
               <w:jc w:val="both"/>
               <w:rPr>
                 <w:rFonts w:eastAsia="Times New Roman"/>
-                <w:sz w:val="28"/>
-                <w:szCs w:val="28"/>
-              </w:rPr>
-            </w:pPr>
-            <w:r>
-              <w:rPr>
-                <w:rFonts w:eastAsia="Times New Roman"/>
-                <w:sz w:val="28"/>
-                <w:szCs w:val="28"/>
+              </w:rPr>
+            </w:pPr>
+            <w:r>
+              <w:rPr>
+                <w:rFonts w:eastAsia="Times New Roman"/>
               </w:rPr>
               <w:t>Модель развертывания</w:t>
             </w:r>
@@ -4855,15 +4826,11 @@
               <w:jc w:val="both"/>
               <w:rPr>
                 <w:rFonts w:eastAsia="Times New Roman"/>
-                <w:sz w:val="28"/>
-                <w:szCs w:val="28"/>
-              </w:rPr>
-            </w:pPr>
-            <w:r>
-              <w:rPr>
-                <w:rFonts w:eastAsia="Times New Roman"/>
-                <w:sz w:val="28"/>
-                <w:szCs w:val="28"/>
+              </w:rPr>
+            </w:pPr>
+            <w:r>
+              <w:rPr>
+                <w:rFonts w:eastAsia="Times New Roman"/>
               </w:rPr>
               <w:t>Встраиваемая, один файл</w:t>
             </w:r>
@@ -4891,15 +4858,11 @@
               <w:jc w:val="both"/>
               <w:rPr>
                 <w:rFonts w:eastAsia="Times New Roman"/>
-                <w:sz w:val="28"/>
-                <w:szCs w:val="28"/>
-              </w:rPr>
-            </w:pPr>
-            <w:r>
-              <w:rPr>
-                <w:rFonts w:eastAsia="Times New Roman"/>
-                <w:sz w:val="28"/>
-                <w:szCs w:val="28"/>
+              </w:rPr>
+            </w:pPr>
+            <w:r>
+              <w:rPr>
+                <w:rFonts w:eastAsia="Times New Roman"/>
               </w:rPr>
               <w:t>Отдельный сервер</w:t>
             </w:r>
@@ -4927,15 +4890,11 @@
               <w:jc w:val="both"/>
               <w:rPr>
                 <w:rFonts w:eastAsia="Times New Roman"/>
-                <w:sz w:val="28"/>
-                <w:szCs w:val="28"/>
-              </w:rPr>
-            </w:pPr>
-            <w:r>
-              <w:rPr>
-                <w:rFonts w:eastAsia="Times New Roman"/>
-                <w:sz w:val="28"/>
-                <w:szCs w:val="28"/>
+              </w:rPr>
+            </w:pPr>
+            <w:r>
+              <w:rPr>
+                <w:rFonts w:eastAsia="Times New Roman"/>
               </w:rPr>
               <w:t>Отдельный сервер</w:t>
             </w:r>
@@ -4963,15 +4922,11 @@
               <w:jc w:val="both"/>
               <w:rPr>
                 <w:rFonts w:eastAsia="Times New Roman"/>
-                <w:sz w:val="28"/>
-                <w:szCs w:val="28"/>
-              </w:rPr>
-            </w:pPr>
-            <w:r>
-              <w:rPr>
-                <w:rFonts w:eastAsia="Times New Roman"/>
-                <w:sz w:val="28"/>
-                <w:szCs w:val="28"/>
+              </w:rPr>
+            </w:pPr>
+            <w:r>
+              <w:rPr>
+                <w:rFonts w:eastAsia="Times New Roman"/>
               </w:rPr>
               <w:t>Отдельный сервер</w:t>
             </w:r>
@@ -5004,15 +4959,11 @@
               <w:jc w:val="both"/>
               <w:rPr>
                 <w:rFonts w:eastAsia="Times New Roman"/>
-                <w:sz w:val="28"/>
-                <w:szCs w:val="28"/>
-              </w:rPr>
-            </w:pPr>
-            <w:r>
-              <w:rPr>
-                <w:rFonts w:eastAsia="Times New Roman"/>
-                <w:sz w:val="28"/>
-                <w:szCs w:val="28"/>
+              </w:rPr>
+            </w:pPr>
+            <w:r>
+              <w:rPr>
+                <w:rFonts w:eastAsia="Times New Roman"/>
               </w:rPr>
               <w:t>Администрирование</w:t>
             </w:r>
@@ -5040,15 +4991,11 @@
               <w:jc w:val="both"/>
               <w:rPr>
                 <w:rFonts w:eastAsia="Times New Roman"/>
-                <w:sz w:val="28"/>
-                <w:szCs w:val="28"/>
-              </w:rPr>
-            </w:pPr>
-            <w:r>
-              <w:rPr>
-                <w:rFonts w:eastAsia="Times New Roman"/>
-                <w:sz w:val="28"/>
-                <w:szCs w:val="28"/>
+              </w:rPr>
+            </w:pPr>
+            <w:r>
+              <w:rPr>
+                <w:rFonts w:eastAsia="Times New Roman"/>
               </w:rPr>
               <w:t>Не требуется</w:t>
             </w:r>
@@ -5076,15 +5023,11 @@
               <w:jc w:val="both"/>
               <w:rPr>
                 <w:rFonts w:eastAsia="Times New Roman"/>
-                <w:sz w:val="28"/>
-                <w:szCs w:val="28"/>
-              </w:rPr>
-            </w:pPr>
-            <w:r>
-              <w:rPr>
-                <w:rFonts w:eastAsia="Times New Roman"/>
-                <w:sz w:val="28"/>
-                <w:szCs w:val="28"/>
+              </w:rPr>
+            </w:pPr>
+            <w:r>
+              <w:rPr>
+                <w:rFonts w:eastAsia="Times New Roman"/>
               </w:rPr>
               <w:t>Требуется</w:t>
             </w:r>
@@ -5112,15 +5055,11 @@
               <w:jc w:val="both"/>
               <w:rPr>
                 <w:rFonts w:eastAsia="Times New Roman"/>
-                <w:sz w:val="28"/>
-                <w:szCs w:val="28"/>
-              </w:rPr>
-            </w:pPr>
-            <w:r>
-              <w:rPr>
-                <w:rFonts w:eastAsia="Times New Roman"/>
-                <w:sz w:val="28"/>
-                <w:szCs w:val="28"/>
+              </w:rPr>
+            </w:pPr>
+            <w:r>
+              <w:rPr>
+                <w:rFonts w:eastAsia="Times New Roman"/>
               </w:rPr>
               <w:t>Требуется</w:t>
             </w:r>
@@ -5148,15 +5087,11 @@
               <w:jc w:val="both"/>
               <w:rPr>
                 <w:rFonts w:eastAsia="Times New Roman"/>
-                <w:sz w:val="28"/>
-                <w:szCs w:val="28"/>
-              </w:rPr>
-            </w:pPr>
-            <w:r>
-              <w:rPr>
-                <w:rFonts w:eastAsia="Times New Roman"/>
-                <w:sz w:val="28"/>
-                <w:szCs w:val="28"/>
+              </w:rPr>
+            </w:pPr>
+            <w:r>
+              <w:rPr>
+                <w:rFonts w:eastAsia="Times New Roman"/>
               </w:rPr>
               <w:t>Требуется</w:t>
             </w:r>
@@ -5189,15 +5124,11 @@
               <w:jc w:val="both"/>
               <w:rPr>
                 <w:rFonts w:eastAsia="Times New Roman"/>
-                <w:sz w:val="28"/>
-                <w:szCs w:val="28"/>
-              </w:rPr>
-            </w:pPr>
-            <w:r>
-              <w:rPr>
-                <w:rFonts w:eastAsia="Times New Roman"/>
-                <w:sz w:val="28"/>
-                <w:szCs w:val="28"/>
+              </w:rPr>
+            </w:pPr>
+            <w:r>
+              <w:rPr>
+                <w:rFonts w:eastAsia="Times New Roman"/>
               </w:rPr>
               <w:t>Стоимость</w:t>
             </w:r>
@@ -5225,15 +5156,11 @@
               <w:jc w:val="both"/>
               <w:rPr>
                 <w:rFonts w:eastAsia="Times New Roman"/>
-                <w:sz w:val="28"/>
-                <w:szCs w:val="28"/>
-              </w:rPr>
-            </w:pPr>
-            <w:r>
-              <w:rPr>
-                <w:rFonts w:eastAsia="Times New Roman"/>
-                <w:sz w:val="28"/>
-                <w:szCs w:val="28"/>
+              </w:rPr>
+            </w:pPr>
+            <w:r>
+              <w:rPr>
+                <w:rFonts w:eastAsia="Times New Roman"/>
               </w:rPr>
               <w:t>Свободная</w:t>
             </w:r>
@@ -5261,15 +5188,11 @@
               <w:jc w:val="both"/>
               <w:rPr>
                 <w:rFonts w:eastAsia="Times New Roman"/>
-                <w:sz w:val="28"/>
-                <w:szCs w:val="28"/>
-              </w:rPr>
-            </w:pPr>
-            <w:r>
-              <w:rPr>
-                <w:rFonts w:eastAsia="Times New Roman"/>
-                <w:sz w:val="28"/>
-                <w:szCs w:val="28"/>
+              </w:rPr>
+            </w:pPr>
+            <w:r>
+              <w:rPr>
+                <w:rFonts w:eastAsia="Times New Roman"/>
               </w:rPr>
               <w:t>Свободная/платная</w:t>
             </w:r>
@@ -5297,15 +5220,11 @@
               <w:jc w:val="both"/>
               <w:rPr>
                 <w:rFonts w:eastAsia="Times New Roman"/>
-                <w:sz w:val="28"/>
-                <w:szCs w:val="28"/>
-              </w:rPr>
-            </w:pPr>
-            <w:r>
-              <w:rPr>
-                <w:rFonts w:eastAsia="Times New Roman"/>
-                <w:sz w:val="28"/>
-                <w:szCs w:val="28"/>
+              </w:rPr>
+            </w:pPr>
+            <w:r>
+              <w:rPr>
+                <w:rFonts w:eastAsia="Times New Roman"/>
               </w:rPr>
               <w:t>Свободная</w:t>
             </w:r>
@@ -5333,15 +5252,11 @@
               <w:jc w:val="both"/>
               <w:rPr>
                 <w:rFonts w:eastAsia="Times New Roman"/>
-                <w:sz w:val="28"/>
-                <w:szCs w:val="28"/>
-              </w:rPr>
-            </w:pPr>
-            <w:r>
-              <w:rPr>
-                <w:rFonts w:eastAsia="Times New Roman"/>
-                <w:sz w:val="28"/>
-                <w:szCs w:val="28"/>
+              </w:rPr>
+            </w:pPr>
+            <w:r>
+              <w:rPr>
+                <w:rFonts w:eastAsia="Times New Roman"/>
               </w:rPr>
               <w:t>Платная</w:t>
             </w:r>
@@ -5374,15 +5289,11 @@
               <w:jc w:val="both"/>
               <w:rPr>
                 <w:rFonts w:eastAsia="Times New Roman"/>
-                <w:sz w:val="28"/>
-                <w:szCs w:val="28"/>
-              </w:rPr>
-            </w:pPr>
-            <w:r>
-              <w:rPr>
-                <w:rFonts w:eastAsia="Times New Roman"/>
-                <w:sz w:val="28"/>
-                <w:szCs w:val="28"/>
+              </w:rPr>
+            </w:pPr>
+            <w:r>
+              <w:rPr>
+                <w:rFonts w:eastAsia="Times New Roman"/>
               </w:rPr>
               <w:t>Поддержка SQL, ключей, транзакций</w:t>
             </w:r>
@@ -5410,15 +5321,11 @@
               <w:jc w:val="both"/>
               <w:rPr>
                 <w:rFonts w:eastAsia="Times New Roman"/>
-                <w:sz w:val="28"/>
-                <w:szCs w:val="28"/>
-              </w:rPr>
-            </w:pPr>
-            <w:r>
-              <w:rPr>
-                <w:rFonts w:eastAsia="Times New Roman"/>
-                <w:sz w:val="28"/>
-                <w:szCs w:val="28"/>
+              </w:rPr>
+            </w:pPr>
+            <w:r>
+              <w:rPr>
+                <w:rFonts w:eastAsia="Times New Roman"/>
               </w:rPr>
               <w:t>Полная для задачи</w:t>
             </w:r>
@@ -5446,15 +5353,11 @@
               <w:jc w:val="both"/>
               <w:rPr>
                 <w:rFonts w:eastAsia="Times New Roman"/>
-                <w:sz w:val="28"/>
-                <w:szCs w:val="28"/>
-              </w:rPr>
-            </w:pPr>
-            <w:r>
-              <w:rPr>
-                <w:rFonts w:eastAsia="Times New Roman"/>
-                <w:sz w:val="28"/>
-                <w:szCs w:val="28"/>
+              </w:rPr>
+            </w:pPr>
+            <w:r>
+              <w:rPr>
+                <w:rFonts w:eastAsia="Times New Roman"/>
               </w:rPr>
               <w:t>Полная</w:t>
             </w:r>
@@ -5482,15 +5385,11 @@
               <w:jc w:val="both"/>
               <w:rPr>
                 <w:rFonts w:eastAsia="Times New Roman"/>
-                <w:sz w:val="28"/>
-                <w:szCs w:val="28"/>
-              </w:rPr>
-            </w:pPr>
-            <w:r>
-              <w:rPr>
-                <w:rFonts w:eastAsia="Times New Roman"/>
-                <w:sz w:val="28"/>
-                <w:szCs w:val="28"/>
+              </w:rPr>
+            </w:pPr>
+            <w:r>
+              <w:rPr>
+                <w:rFonts w:eastAsia="Times New Roman"/>
               </w:rPr>
               <w:t>Полная</w:t>
             </w:r>
@@ -5518,15 +5417,11 @@
               <w:jc w:val="both"/>
               <w:rPr>
                 <w:rFonts w:eastAsia="Times New Roman"/>
-                <w:sz w:val="28"/>
-                <w:szCs w:val="28"/>
-              </w:rPr>
-            </w:pPr>
-            <w:r>
-              <w:rPr>
-                <w:rFonts w:eastAsia="Times New Roman"/>
-                <w:sz w:val="28"/>
-                <w:szCs w:val="28"/>
+              </w:rPr>
+            </w:pPr>
+            <w:r>
+              <w:rPr>
+                <w:rFonts w:eastAsia="Times New Roman"/>
               </w:rPr>
               <w:t>Полная</w:t>
             </w:r>
@@ -5559,15 +5454,11 @@
               <w:jc w:val="both"/>
               <w:rPr>
                 <w:rFonts w:eastAsia="Times New Roman"/>
-                <w:sz w:val="28"/>
-                <w:szCs w:val="28"/>
-              </w:rPr>
-            </w:pPr>
-            <w:r>
-              <w:rPr>
-                <w:rFonts w:eastAsia="Times New Roman"/>
-                <w:sz w:val="28"/>
-                <w:szCs w:val="28"/>
+              </w:rPr>
+            </w:pPr>
+            <w:r>
+              <w:rPr>
+                <w:rFonts w:eastAsia="Times New Roman"/>
               </w:rPr>
               <w:t>Многопользовательская работа</w:t>
             </w:r>
@@ -5595,15 +5486,11 @@
               <w:jc w:val="both"/>
               <w:rPr>
                 <w:rFonts w:eastAsia="Times New Roman"/>
-                <w:sz w:val="28"/>
-                <w:szCs w:val="28"/>
-              </w:rPr>
-            </w:pPr>
-            <w:r>
-              <w:rPr>
-                <w:rFonts w:eastAsia="Times New Roman"/>
-                <w:sz w:val="28"/>
-                <w:szCs w:val="28"/>
+              </w:rPr>
+            </w:pPr>
+            <w:r>
+              <w:rPr>
+                <w:rFonts w:eastAsia="Times New Roman"/>
               </w:rPr>
               <w:t>Ограничена</w:t>
             </w:r>
@@ -5631,15 +5518,11 @@
               <w:jc w:val="both"/>
               <w:rPr>
                 <w:rFonts w:eastAsia="Times New Roman"/>
-                <w:sz w:val="28"/>
-                <w:szCs w:val="28"/>
-              </w:rPr>
-            </w:pPr>
-            <w:r>
-              <w:rPr>
-                <w:rFonts w:eastAsia="Times New Roman"/>
-                <w:sz w:val="28"/>
-                <w:szCs w:val="28"/>
+              </w:rPr>
+            </w:pPr>
+            <w:r>
+              <w:rPr>
+                <w:rFonts w:eastAsia="Times New Roman"/>
               </w:rPr>
               <w:t>Развитая</w:t>
             </w:r>
@@ -5667,15 +5550,11 @@
               <w:jc w:val="both"/>
               <w:rPr>
                 <w:rFonts w:eastAsia="Times New Roman"/>
-                <w:sz w:val="28"/>
-                <w:szCs w:val="28"/>
-              </w:rPr>
-            </w:pPr>
-            <w:r>
-              <w:rPr>
-                <w:rFonts w:eastAsia="Times New Roman"/>
-                <w:sz w:val="28"/>
-                <w:szCs w:val="28"/>
+              </w:rPr>
+            </w:pPr>
+            <w:r>
+              <w:rPr>
+                <w:rFonts w:eastAsia="Times New Roman"/>
               </w:rPr>
               <w:t>Развитая</w:t>
             </w:r>
@@ -5703,15 +5582,11 @@
               <w:jc w:val="both"/>
               <w:rPr>
                 <w:rFonts w:eastAsia="Times New Roman"/>
-                <w:sz w:val="28"/>
-                <w:szCs w:val="28"/>
-              </w:rPr>
-            </w:pPr>
-            <w:r>
-              <w:rPr>
-                <w:rFonts w:eastAsia="Times New Roman"/>
-                <w:sz w:val="28"/>
-                <w:szCs w:val="28"/>
+              </w:rPr>
+            </w:pPr>
+            <w:r>
+              <w:rPr>
+                <w:rFonts w:eastAsia="Times New Roman"/>
               </w:rPr>
               <w:t>Развитая</w:t>
             </w:r>
@@ -5744,15 +5619,11 @@
               <w:jc w:val="both"/>
               <w:rPr>
                 <w:rFonts w:eastAsia="Times New Roman"/>
-                <w:sz w:val="28"/>
-                <w:szCs w:val="28"/>
-              </w:rPr>
-            </w:pPr>
-            <w:r>
-              <w:rPr>
-                <w:rFonts w:eastAsia="Times New Roman"/>
-                <w:sz w:val="28"/>
-                <w:szCs w:val="28"/>
+              </w:rPr>
+            </w:pPr>
+            <w:r>
+              <w:rPr>
+                <w:rFonts w:eastAsia="Times New Roman"/>
               </w:rPr>
               <w:t>Резервное копирование</w:t>
             </w:r>
@@ -5780,15 +5651,11 @@
               <w:jc w:val="both"/>
               <w:rPr>
                 <w:rFonts w:eastAsia="Times New Roman"/>
-                <w:sz w:val="28"/>
-                <w:szCs w:val="28"/>
-              </w:rPr>
-            </w:pPr>
-            <w:r>
-              <w:rPr>
-                <w:rFonts w:eastAsia="Times New Roman"/>
-                <w:sz w:val="28"/>
-                <w:szCs w:val="28"/>
+              </w:rPr>
+            </w:pPr>
+            <w:r>
+              <w:rPr>
+                <w:rFonts w:eastAsia="Times New Roman"/>
               </w:rPr>
               <w:t>Копирование файла</w:t>
             </w:r>
@@ -5816,15 +5683,11 @@
               <w:jc w:val="both"/>
               <w:rPr>
                 <w:rFonts w:eastAsia="Times New Roman"/>
-                <w:sz w:val="28"/>
-                <w:szCs w:val="28"/>
-              </w:rPr>
-            </w:pPr>
-            <w:r>
-              <w:rPr>
-                <w:rFonts w:eastAsia="Times New Roman"/>
-                <w:sz w:val="28"/>
-                <w:szCs w:val="28"/>
+              </w:rPr>
+            </w:pPr>
+            <w:r>
+              <w:rPr>
+                <w:rFonts w:eastAsia="Times New Roman"/>
               </w:rPr>
               <w:t>Утилиты дампа</w:t>
             </w:r>
@@ -5852,15 +5715,11 @@
               <w:jc w:val="both"/>
               <w:rPr>
                 <w:rFonts w:eastAsia="Times New Roman"/>
-                <w:sz w:val="28"/>
-                <w:szCs w:val="28"/>
-              </w:rPr>
-            </w:pPr>
-            <w:r>
-              <w:rPr>
-                <w:rFonts w:eastAsia="Times New Roman"/>
-                <w:sz w:val="28"/>
-                <w:szCs w:val="28"/>
+              </w:rPr>
+            </w:pPr>
+            <w:r>
+              <w:rPr>
+                <w:rFonts w:eastAsia="Times New Roman"/>
               </w:rPr>
               <w:t>Утилиты дампа</w:t>
             </w:r>
@@ -5888,15 +5747,11 @@
               <w:jc w:val="both"/>
               <w:rPr>
                 <w:rFonts w:eastAsia="Times New Roman"/>
-                <w:sz w:val="28"/>
-                <w:szCs w:val="28"/>
-              </w:rPr>
-            </w:pPr>
-            <w:r>
-              <w:rPr>
-                <w:rFonts w:eastAsia="Times New Roman"/>
-                <w:sz w:val="28"/>
-                <w:szCs w:val="28"/>
+              </w:rPr>
+            </w:pPr>
+            <w:r>
+              <w:rPr>
+                <w:rFonts w:eastAsia="Times New Roman"/>
               </w:rPr>
               <w:t>Средства сервера</w:t>
             </w:r>
@@ -5914,12 +5769,23 @@
           <w:szCs w:val="28"/>
         </w:rPr>
       </w:pPr>
-      <w:r>
-        <w:rPr>
-          <w:sz w:val="28"/>
-          <w:szCs w:val="28"/>
-        </w:rPr>
-        <w:t xml:space="preserve">Поскольку по постановке задачи система рассчитана на одного пользователя (менеджера), решающими критериями являются простота развертывания, отсутствие администрирования и нулевая стоимость. Этим критериям наилучшим образом соответствует </w:t>
+    </w:p>
+    <w:p>
+      <w:pPr>
+        <w:pStyle w:val="a3"/>
+        <w:spacing w:after="0"/>
+        <w:jc w:val="both"/>
+        <w:rPr>
+          <w:sz w:val="28"/>
+          <w:szCs w:val="28"/>
+        </w:rPr>
+      </w:pPr>
+      <w:r>
+        <w:rPr>
+          <w:sz w:val="28"/>
+          <w:szCs w:val="28"/>
+        </w:rPr>
+        <w:t xml:space="preserve">Поскольку макет рассчитан на одного пользователя (менеджера), решающими критериями являются простота развертывания, отсутствие администрирования и нулевая стоимость. Этим критериям наилучшим образом соответствует </w:t>
       </w:r>
       <w:proofErr w:type="spellStart"/>
       <w:r>
@@ -5949,15 +5815,7 @@
           <w:sz w:val="28"/>
           <w:szCs w:val="28"/>
         </w:rPr>
-        <w:t xml:space="preserve"> первичные и внешние </w:t>
-      </w:r>
-      <w:r>
-        <w:rPr>
-          <w:sz w:val="28"/>
-          <w:szCs w:val="28"/>
-        </w:rPr>
-        <w:lastRenderedPageBreak/>
-        <w:t xml:space="preserve">ключи, ограничения CHECK и UNIQUE, транзакции, соединения и агрегатные запросы. Серверные СУБД (MySQL, </w:t>
+        <w:t xml:space="preserve"> первичные и внешние ключи, ограничения CHECK и UNIQUE, транзакции, соединения и агрегатные запросы. Серверные СУБД (MySQL, </w:t>
       </w:r>
       <w:proofErr w:type="spellStart"/>
       <w:r>
@@ -5973,7 +5831,7 @@
           <w:sz w:val="28"/>
           <w:szCs w:val="28"/>
         </w:rPr>
-        <w:t xml:space="preserve">, MS SQL Server) дают преимущества только при многопользовательской работе и больших объемах данных, что для данной задачи избыточно; при росте компании приложение может быть переведено на </w:t>
+        <w:t xml:space="preserve">, MS SQL Server) дают преимущества только при многопользовательской работе и больших объемах данных, что для макета избыточно; при развитии системы до многопользовательского режима приложение может быть переведено на </w:t>
       </w:r>
       <w:proofErr w:type="spellStart"/>
       <w:r>
@@ -6054,10 +5912,10 @@
         <w:tblLook w:val="04A0" w:firstRow="1" w:lastRow="0" w:firstColumn="1" w:lastColumn="0" w:noHBand="0" w:noVBand="1"/>
       </w:tblPr>
       <w:tblGrid>
-        <w:gridCol w:w="2266"/>
-        <w:gridCol w:w="2540"/>
-        <w:gridCol w:w="2266"/>
-        <w:gridCol w:w="2267"/>
+        <w:gridCol w:w="2334"/>
+        <w:gridCol w:w="2335"/>
+        <w:gridCol w:w="2335"/>
+        <w:gridCol w:w="2335"/>
       </w:tblGrid>
       <w:tr>
         <w:trPr>
@@ -6088,8 +5946,6 @@
                 <w:rFonts w:eastAsia="Times New Roman"/>
                 <w:b/>
                 <w:bCs/>
-                <w:sz w:val="28"/>
-                <w:szCs w:val="28"/>
               </w:rPr>
             </w:pPr>
             <w:r>
@@ -6097,8 +5953,6 @@
                 <w:rFonts w:eastAsia="Times New Roman"/>
                 <w:b/>
                 <w:bCs/>
-                <w:sz w:val="28"/>
-                <w:szCs w:val="28"/>
               </w:rPr>
               <w:t>Критерий</w:t>
             </w:r>
@@ -6129,8 +5983,6 @@
                 <w:rFonts w:eastAsia="Times New Roman"/>
                 <w:b/>
                 <w:bCs/>
-                <w:sz w:val="28"/>
-                <w:szCs w:val="28"/>
               </w:rPr>
             </w:pPr>
             <w:r>
@@ -6138,8 +5990,6 @@
                 <w:rFonts w:eastAsia="Times New Roman"/>
                 <w:b/>
                 <w:bCs/>
-                <w:sz w:val="28"/>
-                <w:szCs w:val="28"/>
               </w:rPr>
               <w:t>Node.js + Express</w:t>
             </w:r>
@@ -6170,8 +6020,6 @@
                 <w:rFonts w:eastAsia="Times New Roman"/>
                 <w:b/>
                 <w:bCs/>
-                <w:sz w:val="28"/>
-                <w:szCs w:val="28"/>
               </w:rPr>
             </w:pPr>
             <w:r>
@@ -6179,8 +6027,6 @@
                 <w:rFonts w:eastAsia="Times New Roman"/>
                 <w:b/>
                 <w:bCs/>
-                <w:sz w:val="28"/>
-                <w:szCs w:val="28"/>
               </w:rPr>
               <w:t>PHP (</w:t>
             </w:r>
@@ -6190,8 +6036,6 @@
                 <w:rFonts w:eastAsia="Times New Roman"/>
                 <w:b/>
                 <w:bCs/>
-                <w:sz w:val="28"/>
-                <w:szCs w:val="28"/>
               </w:rPr>
               <w:t>Laravel</w:t>
             </w:r>
@@ -6201,8 +6045,6 @@
                 <w:rFonts w:eastAsia="Times New Roman"/>
                 <w:b/>
                 <w:bCs/>
-                <w:sz w:val="28"/>
-                <w:szCs w:val="28"/>
               </w:rPr>
               <w:t>)</w:t>
             </w:r>
@@ -6233,8 +6075,6 @@
                 <w:rFonts w:eastAsia="Times New Roman"/>
                 <w:b/>
                 <w:bCs/>
-                <w:sz w:val="28"/>
-                <w:szCs w:val="28"/>
               </w:rPr>
             </w:pPr>
             <w:r>
@@ -6242,8 +6082,6 @@
                 <w:rFonts w:eastAsia="Times New Roman"/>
                 <w:b/>
                 <w:bCs/>
-                <w:sz w:val="28"/>
-                <w:szCs w:val="28"/>
               </w:rPr>
               <w:t>Python (</w:t>
             </w:r>
@@ -6253,8 +6091,6 @@
                 <w:rFonts w:eastAsia="Times New Roman"/>
                 <w:b/>
                 <w:bCs/>
-                <w:sz w:val="28"/>
-                <w:szCs w:val="28"/>
               </w:rPr>
               <w:t>Django</w:t>
             </w:r>
@@ -6264,8 +6100,6 @@
                 <w:rFonts w:eastAsia="Times New Roman"/>
                 <w:b/>
                 <w:bCs/>
-                <w:sz w:val="28"/>
-                <w:szCs w:val="28"/>
               </w:rPr>
               <w:t>)</w:t>
             </w:r>
@@ -6298,15 +6132,11 @@
               <w:jc w:val="both"/>
               <w:rPr>
                 <w:rFonts w:eastAsia="Times New Roman"/>
-                <w:sz w:val="28"/>
-                <w:szCs w:val="28"/>
-              </w:rPr>
-            </w:pPr>
-            <w:r>
-              <w:rPr>
-                <w:rFonts w:eastAsia="Times New Roman"/>
-                <w:sz w:val="28"/>
-                <w:szCs w:val="28"/>
+              </w:rPr>
+            </w:pPr>
+            <w:r>
+              <w:rPr>
+                <w:rFonts w:eastAsia="Times New Roman"/>
               </w:rPr>
               <w:t>Язык клиентской и серверной части</w:t>
             </w:r>
@@ -6334,15 +6164,11 @@
               <w:jc w:val="both"/>
               <w:rPr>
                 <w:rFonts w:eastAsia="Times New Roman"/>
-                <w:sz w:val="28"/>
-                <w:szCs w:val="28"/>
-              </w:rPr>
-            </w:pPr>
-            <w:r>
-              <w:rPr>
-                <w:rFonts w:eastAsia="Times New Roman"/>
-                <w:sz w:val="28"/>
-                <w:szCs w:val="28"/>
+              </w:rPr>
+            </w:pPr>
+            <w:r>
+              <w:rPr>
+                <w:rFonts w:eastAsia="Times New Roman"/>
               </w:rPr>
               <w:t>Единый (JavaScript)</w:t>
             </w:r>
@@ -6370,15 +6196,11 @@
               <w:jc w:val="both"/>
               <w:rPr>
                 <w:rFonts w:eastAsia="Times New Roman"/>
-                <w:sz w:val="28"/>
-                <w:szCs w:val="28"/>
-              </w:rPr>
-            </w:pPr>
-            <w:r>
-              <w:rPr>
-                <w:rFonts w:eastAsia="Times New Roman"/>
-                <w:sz w:val="28"/>
-                <w:szCs w:val="28"/>
+              </w:rPr>
+            </w:pPr>
+            <w:r>
+              <w:rPr>
+                <w:rFonts w:eastAsia="Times New Roman"/>
               </w:rPr>
               <w:t>Разные</w:t>
             </w:r>
@@ -6406,15 +6228,11 @@
               <w:jc w:val="both"/>
               <w:rPr>
                 <w:rFonts w:eastAsia="Times New Roman"/>
-                <w:sz w:val="28"/>
-                <w:szCs w:val="28"/>
-              </w:rPr>
-            </w:pPr>
-            <w:r>
-              <w:rPr>
-                <w:rFonts w:eastAsia="Times New Roman"/>
-                <w:sz w:val="28"/>
-                <w:szCs w:val="28"/>
+              </w:rPr>
+            </w:pPr>
+            <w:r>
+              <w:rPr>
+                <w:rFonts w:eastAsia="Times New Roman"/>
               </w:rPr>
               <w:t>Разные</w:t>
             </w:r>
@@ -6447,15 +6265,11 @@
               <w:jc w:val="both"/>
               <w:rPr>
                 <w:rFonts w:eastAsia="Times New Roman"/>
-                <w:sz w:val="28"/>
-                <w:szCs w:val="28"/>
-              </w:rPr>
-            </w:pPr>
-            <w:r>
-              <w:rPr>
-                <w:rFonts w:eastAsia="Times New Roman"/>
-                <w:sz w:val="28"/>
-                <w:szCs w:val="28"/>
+              </w:rPr>
+            </w:pPr>
+            <w:r>
+              <w:rPr>
+                <w:rFonts w:eastAsia="Times New Roman"/>
               </w:rPr>
               <w:t>Модель REST API</w:t>
             </w:r>
@@ -6483,15 +6297,11 @@
               <w:jc w:val="both"/>
               <w:rPr>
                 <w:rFonts w:eastAsia="Times New Roman"/>
-                <w:sz w:val="28"/>
-                <w:szCs w:val="28"/>
-              </w:rPr>
-            </w:pPr>
-            <w:r>
-              <w:rPr>
-                <w:rFonts w:eastAsia="Times New Roman"/>
-                <w:sz w:val="28"/>
-                <w:szCs w:val="28"/>
+              </w:rPr>
+            </w:pPr>
+            <w:r>
+              <w:rPr>
+                <w:rFonts w:eastAsia="Times New Roman"/>
               </w:rPr>
               <w:t>Минималистичная, гибкая</w:t>
             </w:r>
@@ -6519,15 +6329,11 @@
               <w:jc w:val="both"/>
               <w:rPr>
                 <w:rFonts w:eastAsia="Times New Roman"/>
-                <w:sz w:val="28"/>
-                <w:szCs w:val="28"/>
-              </w:rPr>
-            </w:pPr>
-            <w:r>
-              <w:rPr>
-                <w:rFonts w:eastAsia="Times New Roman"/>
-                <w:sz w:val="28"/>
-                <w:szCs w:val="28"/>
+              </w:rPr>
+            </w:pPr>
+            <w:r>
+              <w:rPr>
+                <w:rFonts w:eastAsia="Times New Roman"/>
               </w:rPr>
               <w:t>Развитая, тяжеловесная</w:t>
             </w:r>
@@ -6555,15 +6361,11 @@
               <w:jc w:val="both"/>
               <w:rPr>
                 <w:rFonts w:eastAsia="Times New Roman"/>
-                <w:sz w:val="28"/>
-                <w:szCs w:val="28"/>
-              </w:rPr>
-            </w:pPr>
-            <w:r>
-              <w:rPr>
-                <w:rFonts w:eastAsia="Times New Roman"/>
-                <w:sz w:val="28"/>
-                <w:szCs w:val="28"/>
+              </w:rPr>
+            </w:pPr>
+            <w:r>
+              <w:rPr>
+                <w:rFonts w:eastAsia="Times New Roman"/>
               </w:rPr>
               <w:t>Развитая, тяжеловесная</w:t>
             </w:r>
@@ -6596,15 +6398,11 @@
               <w:jc w:val="both"/>
               <w:rPr>
                 <w:rFonts w:eastAsia="Times New Roman"/>
-                <w:sz w:val="28"/>
-                <w:szCs w:val="28"/>
-              </w:rPr>
-            </w:pPr>
-            <w:r>
-              <w:rPr>
-                <w:rFonts w:eastAsia="Times New Roman"/>
-                <w:sz w:val="28"/>
-                <w:szCs w:val="28"/>
+              </w:rPr>
+            </w:pPr>
+            <w:r>
+              <w:rPr>
+                <w:rFonts w:eastAsia="Times New Roman"/>
               </w:rPr>
               <w:t>Работа с JSON</w:t>
             </w:r>
@@ -6632,15 +6430,11 @@
               <w:jc w:val="both"/>
               <w:rPr>
                 <w:rFonts w:eastAsia="Times New Roman"/>
-                <w:sz w:val="28"/>
-                <w:szCs w:val="28"/>
-              </w:rPr>
-            </w:pPr>
-            <w:r>
-              <w:rPr>
-                <w:rFonts w:eastAsia="Times New Roman"/>
-                <w:sz w:val="28"/>
-                <w:szCs w:val="28"/>
+              </w:rPr>
+            </w:pPr>
+            <w:r>
+              <w:rPr>
+                <w:rFonts w:eastAsia="Times New Roman"/>
               </w:rPr>
               <w:t>Нативная</w:t>
             </w:r>
@@ -6668,15 +6462,11 @@
               <w:jc w:val="both"/>
               <w:rPr>
                 <w:rFonts w:eastAsia="Times New Roman"/>
-                <w:sz w:val="28"/>
-                <w:szCs w:val="28"/>
-              </w:rPr>
-            </w:pPr>
-            <w:r>
-              <w:rPr>
-                <w:rFonts w:eastAsia="Times New Roman"/>
-                <w:sz w:val="28"/>
-                <w:szCs w:val="28"/>
+              </w:rPr>
+            </w:pPr>
+            <w:r>
+              <w:rPr>
+                <w:rFonts w:eastAsia="Times New Roman"/>
               </w:rPr>
               <w:t>Через функции</w:t>
             </w:r>
@@ -6704,15 +6494,11 @@
               <w:jc w:val="both"/>
               <w:rPr>
                 <w:rFonts w:eastAsia="Times New Roman"/>
-                <w:sz w:val="28"/>
-                <w:szCs w:val="28"/>
-              </w:rPr>
-            </w:pPr>
-            <w:r>
-              <w:rPr>
-                <w:rFonts w:eastAsia="Times New Roman"/>
-                <w:sz w:val="28"/>
-                <w:szCs w:val="28"/>
+              </w:rPr>
+            </w:pPr>
+            <w:r>
+              <w:rPr>
+                <w:rFonts w:eastAsia="Times New Roman"/>
               </w:rPr>
               <w:t>Через библиотеки</w:t>
             </w:r>
@@ -6745,15 +6531,11 @@
               <w:jc w:val="both"/>
               <w:rPr>
                 <w:rFonts w:eastAsia="Times New Roman"/>
-                <w:sz w:val="28"/>
-                <w:szCs w:val="28"/>
-              </w:rPr>
-            </w:pPr>
-            <w:r>
-              <w:rPr>
-                <w:rFonts w:eastAsia="Times New Roman"/>
-                <w:sz w:val="28"/>
-                <w:szCs w:val="28"/>
+              </w:rPr>
+            </w:pPr>
+            <w:r>
+              <w:rPr>
+                <w:rFonts w:eastAsia="Times New Roman"/>
               </w:rPr>
               <w:t>Развертывание на Windows</w:t>
             </w:r>
@@ -6781,15 +6563,11 @@
               <w:jc w:val="both"/>
               <w:rPr>
                 <w:rFonts w:eastAsia="Times New Roman"/>
-                <w:sz w:val="28"/>
-                <w:szCs w:val="28"/>
-              </w:rPr>
-            </w:pPr>
-            <w:r>
-              <w:rPr>
-                <w:rFonts w:eastAsia="Times New Roman"/>
-                <w:sz w:val="28"/>
-                <w:szCs w:val="28"/>
+              </w:rPr>
+            </w:pPr>
+            <w:r>
+              <w:rPr>
+                <w:rFonts w:eastAsia="Times New Roman"/>
               </w:rPr>
               <w:t>Простое</w:t>
             </w:r>
@@ -6817,15 +6595,11 @@
               <w:jc w:val="both"/>
               <w:rPr>
                 <w:rFonts w:eastAsia="Times New Roman"/>
-                <w:sz w:val="28"/>
-                <w:szCs w:val="28"/>
-              </w:rPr>
-            </w:pPr>
-            <w:r>
-              <w:rPr>
-                <w:rFonts w:eastAsia="Times New Roman"/>
-                <w:sz w:val="28"/>
-                <w:szCs w:val="28"/>
+              </w:rPr>
+            </w:pPr>
+            <w:r>
+              <w:rPr>
+                <w:rFonts w:eastAsia="Times New Roman"/>
               </w:rPr>
               <w:t>Требует веб-сервера</w:t>
             </w:r>
@@ -6853,15 +6627,11 @@
               <w:jc w:val="both"/>
               <w:rPr>
                 <w:rFonts w:eastAsia="Times New Roman"/>
-                <w:sz w:val="28"/>
-                <w:szCs w:val="28"/>
-              </w:rPr>
-            </w:pPr>
-            <w:r>
-              <w:rPr>
-                <w:rFonts w:eastAsia="Times New Roman"/>
-                <w:sz w:val="28"/>
-                <w:szCs w:val="28"/>
+              </w:rPr>
+            </w:pPr>
+            <w:r>
+              <w:rPr>
+                <w:rFonts w:eastAsia="Times New Roman"/>
               </w:rPr>
               <w:t>Простое</w:t>
             </w:r>
@@ -6894,15 +6664,11 @@
               <w:jc w:val="both"/>
               <w:rPr>
                 <w:rFonts w:eastAsia="Times New Roman"/>
-                <w:sz w:val="28"/>
-                <w:szCs w:val="28"/>
-              </w:rPr>
-            </w:pPr>
-            <w:r>
-              <w:rPr>
-                <w:rFonts w:eastAsia="Times New Roman"/>
-                <w:sz w:val="28"/>
-                <w:szCs w:val="28"/>
+              </w:rPr>
+            </w:pPr>
+            <w:r>
+              <w:rPr>
+                <w:rFonts w:eastAsia="Times New Roman"/>
               </w:rPr>
               <w:t>Порог входа и скорость разработки макета</w:t>
             </w:r>
@@ -6930,15 +6696,11 @@
               <w:jc w:val="both"/>
               <w:rPr>
                 <w:rFonts w:eastAsia="Times New Roman"/>
-                <w:sz w:val="28"/>
-                <w:szCs w:val="28"/>
-              </w:rPr>
-            </w:pPr>
-            <w:r>
-              <w:rPr>
-                <w:rFonts w:eastAsia="Times New Roman"/>
-                <w:sz w:val="28"/>
-                <w:szCs w:val="28"/>
+              </w:rPr>
+            </w:pPr>
+            <w:r>
+              <w:rPr>
+                <w:rFonts w:eastAsia="Times New Roman"/>
               </w:rPr>
               <w:t>Низкий, высокая</w:t>
             </w:r>
@@ -6966,15 +6728,11 @@
               <w:jc w:val="both"/>
               <w:rPr>
                 <w:rFonts w:eastAsia="Times New Roman"/>
-                <w:sz w:val="28"/>
-                <w:szCs w:val="28"/>
-              </w:rPr>
-            </w:pPr>
-            <w:r>
-              <w:rPr>
-                <w:rFonts w:eastAsia="Times New Roman"/>
-                <w:sz w:val="28"/>
-                <w:szCs w:val="28"/>
+              </w:rPr>
+            </w:pPr>
+            <w:r>
+              <w:rPr>
+                <w:rFonts w:eastAsia="Times New Roman"/>
               </w:rPr>
               <w:t>Средний</w:t>
             </w:r>
@@ -7002,15 +6760,11 @@
               <w:jc w:val="both"/>
               <w:rPr>
                 <w:rFonts w:eastAsia="Times New Roman"/>
-                <w:sz w:val="28"/>
-                <w:szCs w:val="28"/>
-              </w:rPr>
-            </w:pPr>
-            <w:r>
-              <w:rPr>
-                <w:rFonts w:eastAsia="Times New Roman"/>
-                <w:sz w:val="28"/>
-                <w:szCs w:val="28"/>
+              </w:rPr>
+            </w:pPr>
+            <w:r>
+              <w:rPr>
+                <w:rFonts w:eastAsia="Times New Roman"/>
               </w:rPr>
               <w:t>Средний</w:t>
             </w:r>
@@ -7033,6 +6787,7 @@
           <w:sz w:val="28"/>
           <w:szCs w:val="28"/>
         </w:rPr>
+        <w:lastRenderedPageBreak/>
         <w:t>Выбрана связка Node.js + Express: единый язык JavaScript для клиентской и серверной частей сокращает трудоемкость разработки и сопровождения, формат JSON является для платформы родным, а минималистичный фреймворк Express позволяет реализовать REST API без избыточной инфраструктуры. Сравнение клиентских фреймворков приведено в таблице 4.</w:t>
       </w:r>
     </w:p>
@@ -7096,10 +6851,10 @@
         <w:tblLook w:val="04A0" w:firstRow="1" w:lastRow="0" w:firstColumn="1" w:lastColumn="0" w:noHBand="0" w:noVBand="1"/>
       </w:tblPr>
       <w:tblGrid>
-        <w:gridCol w:w="2431"/>
-        <w:gridCol w:w="2302"/>
-        <w:gridCol w:w="2303"/>
-        <w:gridCol w:w="2303"/>
+        <w:gridCol w:w="2334"/>
+        <w:gridCol w:w="2335"/>
+        <w:gridCol w:w="2335"/>
+        <w:gridCol w:w="2335"/>
       </w:tblGrid>
       <w:tr>
         <w:trPr>
@@ -7130,8 +6885,6 @@
                 <w:rFonts w:eastAsia="Times New Roman"/>
                 <w:b/>
                 <w:bCs/>
-                <w:sz w:val="28"/>
-                <w:szCs w:val="28"/>
               </w:rPr>
             </w:pPr>
             <w:r>
@@ -7139,8 +6892,6 @@
                 <w:rFonts w:eastAsia="Times New Roman"/>
                 <w:b/>
                 <w:bCs/>
-                <w:sz w:val="28"/>
-                <w:szCs w:val="28"/>
               </w:rPr>
               <w:t>Критерий</w:t>
             </w:r>
@@ -7171,8 +6922,6 @@
                 <w:rFonts w:eastAsia="Times New Roman"/>
                 <w:b/>
                 <w:bCs/>
-                <w:sz w:val="28"/>
-                <w:szCs w:val="28"/>
               </w:rPr>
             </w:pPr>
             <w:proofErr w:type="spellStart"/>
@@ -7181,8 +6930,6 @@
                 <w:rFonts w:eastAsia="Times New Roman"/>
                 <w:b/>
                 <w:bCs/>
-                <w:sz w:val="28"/>
-                <w:szCs w:val="28"/>
               </w:rPr>
               <w:t>React</w:t>
             </w:r>
@@ -7214,8 +6961,6 @@
                 <w:rFonts w:eastAsia="Times New Roman"/>
                 <w:b/>
                 <w:bCs/>
-                <w:sz w:val="28"/>
-                <w:szCs w:val="28"/>
               </w:rPr>
             </w:pPr>
             <w:proofErr w:type="spellStart"/>
@@ -7224,8 +6969,6 @@
                 <w:rFonts w:eastAsia="Times New Roman"/>
                 <w:b/>
                 <w:bCs/>
-                <w:sz w:val="28"/>
-                <w:szCs w:val="28"/>
               </w:rPr>
               <w:t>Vue</w:t>
             </w:r>
@@ -7257,8 +7000,6 @@
                 <w:rFonts w:eastAsia="Times New Roman"/>
                 <w:b/>
                 <w:bCs/>
-                <w:sz w:val="28"/>
-                <w:szCs w:val="28"/>
               </w:rPr>
             </w:pPr>
             <w:proofErr w:type="spellStart"/>
@@ -7267,8 +7008,6 @@
                 <w:rFonts w:eastAsia="Times New Roman"/>
                 <w:b/>
                 <w:bCs/>
-                <w:sz w:val="28"/>
-                <w:szCs w:val="28"/>
               </w:rPr>
               <w:t>Angular</w:t>
             </w:r>
@@ -7302,15 +7041,11 @@
               <w:jc w:val="both"/>
               <w:rPr>
                 <w:rFonts w:eastAsia="Times New Roman"/>
-                <w:sz w:val="28"/>
-                <w:szCs w:val="28"/>
-              </w:rPr>
-            </w:pPr>
-            <w:r>
-              <w:rPr>
-                <w:rFonts w:eastAsia="Times New Roman"/>
-                <w:sz w:val="28"/>
-                <w:szCs w:val="28"/>
+              </w:rPr>
+            </w:pPr>
+            <w:r>
+              <w:rPr>
+                <w:rFonts w:eastAsia="Times New Roman"/>
               </w:rPr>
               <w:t>Подход</w:t>
             </w:r>
@@ -7338,15 +7073,11 @@
               <w:jc w:val="both"/>
               <w:rPr>
                 <w:rFonts w:eastAsia="Times New Roman"/>
-                <w:sz w:val="28"/>
-                <w:szCs w:val="28"/>
-              </w:rPr>
-            </w:pPr>
-            <w:r>
-              <w:rPr>
-                <w:rFonts w:eastAsia="Times New Roman"/>
-                <w:sz w:val="28"/>
-                <w:szCs w:val="28"/>
+              </w:rPr>
+            </w:pPr>
+            <w:r>
+              <w:rPr>
+                <w:rFonts w:eastAsia="Times New Roman"/>
               </w:rPr>
               <w:t>Библиотека компонентов</w:t>
             </w:r>
@@ -7374,15 +7105,11 @@
               <w:jc w:val="both"/>
               <w:rPr>
                 <w:rFonts w:eastAsia="Times New Roman"/>
-                <w:sz w:val="28"/>
-                <w:szCs w:val="28"/>
-              </w:rPr>
-            </w:pPr>
-            <w:r>
-              <w:rPr>
-                <w:rFonts w:eastAsia="Times New Roman"/>
-                <w:sz w:val="28"/>
-                <w:szCs w:val="28"/>
+              </w:rPr>
+            </w:pPr>
+            <w:r>
+              <w:rPr>
+                <w:rFonts w:eastAsia="Times New Roman"/>
               </w:rPr>
               <w:t>Прогрессивный фреймворк</w:t>
             </w:r>
@@ -7410,15 +7137,11 @@
               <w:jc w:val="both"/>
               <w:rPr>
                 <w:rFonts w:eastAsia="Times New Roman"/>
-                <w:sz w:val="28"/>
-                <w:szCs w:val="28"/>
-              </w:rPr>
-            </w:pPr>
-            <w:r>
-              <w:rPr>
-                <w:rFonts w:eastAsia="Times New Roman"/>
-                <w:sz w:val="28"/>
-                <w:szCs w:val="28"/>
+              </w:rPr>
+            </w:pPr>
+            <w:r>
+              <w:rPr>
+                <w:rFonts w:eastAsia="Times New Roman"/>
               </w:rPr>
               <w:t>Полный фреймворк</w:t>
             </w:r>
@@ -7451,15 +7174,11 @@
               <w:jc w:val="both"/>
               <w:rPr>
                 <w:rFonts w:eastAsia="Times New Roman"/>
-                <w:sz w:val="28"/>
-                <w:szCs w:val="28"/>
-              </w:rPr>
-            </w:pPr>
-            <w:r>
-              <w:rPr>
-                <w:rFonts w:eastAsia="Times New Roman"/>
-                <w:sz w:val="28"/>
-                <w:szCs w:val="28"/>
+              </w:rPr>
+            </w:pPr>
+            <w:r>
+              <w:rPr>
+                <w:rFonts w:eastAsia="Times New Roman"/>
               </w:rPr>
               <w:t>Размер и сложность</w:t>
             </w:r>
@@ -7487,15 +7206,11 @@
               <w:jc w:val="both"/>
               <w:rPr>
                 <w:rFonts w:eastAsia="Times New Roman"/>
-                <w:sz w:val="28"/>
-                <w:szCs w:val="28"/>
-              </w:rPr>
-            </w:pPr>
-            <w:r>
-              <w:rPr>
-                <w:rFonts w:eastAsia="Times New Roman"/>
-                <w:sz w:val="28"/>
-                <w:szCs w:val="28"/>
+              </w:rPr>
+            </w:pPr>
+            <w:r>
+              <w:rPr>
+                <w:rFonts w:eastAsia="Times New Roman"/>
               </w:rPr>
               <w:t>Средние</w:t>
             </w:r>
@@ -7523,15 +7238,11 @@
               <w:jc w:val="both"/>
               <w:rPr>
                 <w:rFonts w:eastAsia="Times New Roman"/>
-                <w:sz w:val="28"/>
-                <w:szCs w:val="28"/>
-              </w:rPr>
-            </w:pPr>
-            <w:r>
-              <w:rPr>
-                <w:rFonts w:eastAsia="Times New Roman"/>
-                <w:sz w:val="28"/>
-                <w:szCs w:val="28"/>
+              </w:rPr>
+            </w:pPr>
+            <w:r>
+              <w:rPr>
+                <w:rFonts w:eastAsia="Times New Roman"/>
               </w:rPr>
               <w:t>Малые</w:t>
             </w:r>
@@ -7559,15 +7270,11 @@
               <w:jc w:val="both"/>
               <w:rPr>
                 <w:rFonts w:eastAsia="Times New Roman"/>
-                <w:sz w:val="28"/>
-                <w:szCs w:val="28"/>
-              </w:rPr>
-            </w:pPr>
-            <w:r>
-              <w:rPr>
-                <w:rFonts w:eastAsia="Times New Roman"/>
-                <w:sz w:val="28"/>
-                <w:szCs w:val="28"/>
+              </w:rPr>
+            </w:pPr>
+            <w:r>
+              <w:rPr>
+                <w:rFonts w:eastAsia="Times New Roman"/>
               </w:rPr>
               <w:t>Большие</w:t>
             </w:r>
@@ -7600,15 +7307,11 @@
               <w:jc w:val="both"/>
               <w:rPr>
                 <w:rFonts w:eastAsia="Times New Roman"/>
-                <w:sz w:val="28"/>
-                <w:szCs w:val="28"/>
-              </w:rPr>
-            </w:pPr>
-            <w:r>
-              <w:rPr>
-                <w:rFonts w:eastAsia="Times New Roman"/>
-                <w:sz w:val="28"/>
-                <w:szCs w:val="28"/>
+              </w:rPr>
+            </w:pPr>
+            <w:r>
+              <w:rPr>
+                <w:rFonts w:eastAsia="Times New Roman"/>
               </w:rPr>
               <w:t>Экосистема и сообщество</w:t>
             </w:r>
@@ -7636,15 +7339,11 @@
               <w:jc w:val="both"/>
               <w:rPr>
                 <w:rFonts w:eastAsia="Times New Roman"/>
-                <w:sz w:val="28"/>
-                <w:szCs w:val="28"/>
-              </w:rPr>
-            </w:pPr>
-            <w:r>
-              <w:rPr>
-                <w:rFonts w:eastAsia="Times New Roman"/>
-                <w:sz w:val="28"/>
-                <w:szCs w:val="28"/>
+              </w:rPr>
+            </w:pPr>
+            <w:r>
+              <w:rPr>
+                <w:rFonts w:eastAsia="Times New Roman"/>
               </w:rPr>
               <w:t>Крупнейшие</w:t>
             </w:r>
@@ -7672,15 +7371,11 @@
               <w:jc w:val="both"/>
               <w:rPr>
                 <w:rFonts w:eastAsia="Times New Roman"/>
-                <w:sz w:val="28"/>
-                <w:szCs w:val="28"/>
-              </w:rPr>
-            </w:pPr>
-            <w:r>
-              <w:rPr>
-                <w:rFonts w:eastAsia="Times New Roman"/>
-                <w:sz w:val="28"/>
-                <w:szCs w:val="28"/>
+              </w:rPr>
+            </w:pPr>
+            <w:r>
+              <w:rPr>
+                <w:rFonts w:eastAsia="Times New Roman"/>
               </w:rPr>
               <w:t>Крупные</w:t>
             </w:r>
@@ -7708,15 +7403,11 @@
               <w:jc w:val="both"/>
               <w:rPr>
                 <w:rFonts w:eastAsia="Times New Roman"/>
-                <w:sz w:val="28"/>
-                <w:szCs w:val="28"/>
-              </w:rPr>
-            </w:pPr>
-            <w:r>
-              <w:rPr>
-                <w:rFonts w:eastAsia="Times New Roman"/>
-                <w:sz w:val="28"/>
-                <w:szCs w:val="28"/>
+              </w:rPr>
+            </w:pPr>
+            <w:r>
+              <w:rPr>
+                <w:rFonts w:eastAsia="Times New Roman"/>
               </w:rPr>
               <w:t>Крупные</w:t>
             </w:r>
@@ -7749,17 +7440,12 @@
               <w:jc w:val="both"/>
               <w:rPr>
                 <w:rFonts w:eastAsia="Times New Roman"/>
-                <w:sz w:val="28"/>
-                <w:szCs w:val="28"/>
-              </w:rPr>
-            </w:pPr>
-            <w:r>
-              <w:rPr>
-                <w:rFonts w:eastAsia="Times New Roman"/>
-                <w:sz w:val="28"/>
-                <w:szCs w:val="28"/>
-              </w:rPr>
-              <w:lastRenderedPageBreak/>
+              </w:rPr>
+            </w:pPr>
+            <w:r>
+              <w:rPr>
+                <w:rFonts w:eastAsia="Times New Roman"/>
+              </w:rPr>
               <w:t>Востребованность специалистов</w:t>
             </w:r>
           </w:p>
@@ -7786,15 +7472,11 @@
               <w:jc w:val="both"/>
               <w:rPr>
                 <w:rFonts w:eastAsia="Times New Roman"/>
-                <w:sz w:val="28"/>
-                <w:szCs w:val="28"/>
-              </w:rPr>
-            </w:pPr>
-            <w:r>
-              <w:rPr>
-                <w:rFonts w:eastAsia="Times New Roman"/>
-                <w:sz w:val="28"/>
-                <w:szCs w:val="28"/>
+              </w:rPr>
+            </w:pPr>
+            <w:r>
+              <w:rPr>
+                <w:rFonts w:eastAsia="Times New Roman"/>
               </w:rPr>
               <w:t>Максимальная</w:t>
             </w:r>
@@ -7822,15 +7504,11 @@
               <w:jc w:val="both"/>
               <w:rPr>
                 <w:rFonts w:eastAsia="Times New Roman"/>
-                <w:sz w:val="28"/>
-                <w:szCs w:val="28"/>
-              </w:rPr>
-            </w:pPr>
-            <w:r>
-              <w:rPr>
-                <w:rFonts w:eastAsia="Times New Roman"/>
-                <w:sz w:val="28"/>
-                <w:szCs w:val="28"/>
+              </w:rPr>
+            </w:pPr>
+            <w:r>
+              <w:rPr>
+                <w:rFonts w:eastAsia="Times New Roman"/>
               </w:rPr>
               <w:t>Высокая</w:t>
             </w:r>
@@ -7858,15 +7536,11 @@
               <w:jc w:val="both"/>
               <w:rPr>
                 <w:rFonts w:eastAsia="Times New Roman"/>
-                <w:sz w:val="28"/>
-                <w:szCs w:val="28"/>
-              </w:rPr>
-            </w:pPr>
-            <w:r>
-              <w:rPr>
-                <w:rFonts w:eastAsia="Times New Roman"/>
-                <w:sz w:val="28"/>
-                <w:szCs w:val="28"/>
+              </w:rPr>
+            </w:pPr>
+            <w:r>
+              <w:rPr>
+                <w:rFonts w:eastAsia="Times New Roman"/>
               </w:rPr>
               <w:t>Высокая</w:t>
             </w:r>
@@ -7899,15 +7573,11 @@
               <w:jc w:val="both"/>
               <w:rPr>
                 <w:rFonts w:eastAsia="Times New Roman"/>
-                <w:sz w:val="28"/>
-                <w:szCs w:val="28"/>
-              </w:rPr>
-            </w:pPr>
-            <w:r>
-              <w:rPr>
-                <w:rFonts w:eastAsia="Times New Roman"/>
-                <w:sz w:val="28"/>
-                <w:szCs w:val="28"/>
+              </w:rPr>
+            </w:pPr>
+            <w:r>
+              <w:rPr>
+                <w:rFonts w:eastAsia="Times New Roman"/>
               </w:rPr>
               <w:t>Пригодность для SPA-макета</w:t>
             </w:r>
@@ -7935,15 +7605,11 @@
               <w:jc w:val="both"/>
               <w:rPr>
                 <w:rFonts w:eastAsia="Times New Roman"/>
-                <w:sz w:val="28"/>
-                <w:szCs w:val="28"/>
-              </w:rPr>
-            </w:pPr>
-            <w:r>
-              <w:rPr>
-                <w:rFonts w:eastAsia="Times New Roman"/>
-                <w:sz w:val="28"/>
-                <w:szCs w:val="28"/>
+              </w:rPr>
+            </w:pPr>
+            <w:r>
+              <w:rPr>
+                <w:rFonts w:eastAsia="Times New Roman"/>
               </w:rPr>
               <w:t>Высокая</w:t>
             </w:r>
@@ -7971,15 +7637,11 @@
               <w:jc w:val="both"/>
               <w:rPr>
                 <w:rFonts w:eastAsia="Times New Roman"/>
-                <w:sz w:val="28"/>
-                <w:szCs w:val="28"/>
-              </w:rPr>
-            </w:pPr>
-            <w:r>
-              <w:rPr>
-                <w:rFonts w:eastAsia="Times New Roman"/>
-                <w:sz w:val="28"/>
-                <w:szCs w:val="28"/>
+              </w:rPr>
+            </w:pPr>
+            <w:r>
+              <w:rPr>
+                <w:rFonts w:eastAsia="Times New Roman"/>
               </w:rPr>
               <w:t>Высокая</w:t>
             </w:r>
@@ -8007,15 +7669,11 @@
               <w:jc w:val="both"/>
               <w:rPr>
                 <w:rFonts w:eastAsia="Times New Roman"/>
-                <w:sz w:val="28"/>
-                <w:szCs w:val="28"/>
-              </w:rPr>
-            </w:pPr>
-            <w:r>
-              <w:rPr>
-                <w:rFonts w:eastAsia="Times New Roman"/>
-                <w:sz w:val="28"/>
-                <w:szCs w:val="28"/>
+              </w:rPr>
+            </w:pPr>
+            <w:r>
+              <w:rPr>
+                <w:rFonts w:eastAsia="Times New Roman"/>
               </w:rPr>
               <w:t>Избыточная</w:t>
             </w:r>
@@ -8271,7 +7929,6 @@
     </w:p>
     <w:p>
       <w:pPr>
-        <w:jc w:val="both"/>
         <w:rPr>
           <w:rFonts w:eastAsia="Times New Roman"/>
         </w:rPr>
@@ -8279,7 +7936,6 @@
     </w:p>
     <w:p>
       <w:pPr>
-        <w:jc w:val="both"/>
         <w:rPr>
           <w:rFonts w:eastAsia="Times New Roman"/>
         </w:rPr>
@@ -8295,14 +7951,12 @@
           <w:rFonts w:eastAsia="Times New Roman"/>
         </w:rPr>
       </w:pPr>
-      <w:bookmarkStart w:id="7" w:name="_Toc232089385"/>
       <w:r>
         <w:rPr>
           <w:rFonts w:eastAsia="Times New Roman"/>
         </w:rPr>
         <w:t>1.3.4 Обоснование проектных решений по техническому обеспечению</w:t>
       </w:r>
-      <w:bookmarkEnd w:id="7"/>
     </w:p>
     <w:p>
       <w:pPr>
@@ -8317,9 +7971,7 @@
     </w:p>
     <w:p>
       <w:pPr>
-        <w:pStyle w:val="a3"/>
-        <w:spacing w:after="0"/>
-        <w:jc w:val="both"/>
+        <w:ind w:firstLine="708"/>
         <w:rPr>
           <w:sz w:val="28"/>
           <w:szCs w:val="28"/>
@@ -8330,7 +7982,15 @@
           <w:sz w:val="28"/>
           <w:szCs w:val="28"/>
         </w:rPr>
-        <w:t>Внедрение системы не предусматривает капитальной реорганизации существующей технической инфраструктуры: приложение эксплуатируется на уже имеющемся оборудовании предприятия. Минимальные требования к рабочей станции: процессор уровня Intel Core i3, оперативная память 8 ГБ, накопитель SSD 256 ГБ, монитор с разрешением 1920×1080, операционная система Windows 10/11, современный браузер (</w:t>
+        <w:t xml:space="preserve">Внедрение системы не предусматривает капитальной реорганизации существующей технической инфраструктуры: имеющийся парк техники предприятия заведомо превосходит потребности приложения. Минимальные требования к рабочему месту: процессор уровня Intel Core i3, оперативная </w:t>
+      </w:r>
+      <w:r>
+        <w:rPr>
+          <w:sz w:val="28"/>
+          <w:szCs w:val="28"/>
+        </w:rPr>
+        <w:lastRenderedPageBreak/>
+        <w:t>память 8 ГБ, твердотельный накопитель, монитор с разрешением 1920×1080, операционная система Windows 10, современный браузер (</w:t>
       </w:r>
       <w:proofErr w:type="spellStart"/>
       <w:r>
@@ -8346,39 +8006,76 @@
           <w:sz w:val="28"/>
           <w:szCs w:val="28"/>
         </w:rPr>
-        <w:t>, Edge). Для запуска серверной части требуется установленная среда Node.js версии 24 и выше. Объем базы данных при характерной для предприятия интенсивности (десятки заявок в месяц) составляет единицы мегабайт, поэтому требования к дисковой подсистеме минимальны. При необходимости доступа с нескольких рабочих мест серверная часть размещается на имеющемся сервере локальной сети; модернизация сетевого оборудования не требуется.</w:t>
+        <w:t xml:space="preserve">, Edge) и установленная среда Node.js версии 24 и выше для запуска серверной части. Рабочие станции предприятия (Intel Core i7-4770, 32 ГБ оперативной памяти, SSD, два монитора 1920×1080) удовлетворяют этим требованиям с многократным запасом; два монитора дополнительно удобны для одновременной работы с системой учета заявок и сервисами 1С-Коннект или Битрикс24. </w:t>
+      </w:r>
+    </w:p>
+    <w:p>
+      <w:pPr>
+        <w:ind w:firstLine="708"/>
+        <w:rPr>
+          <w:sz w:val="28"/>
+          <w:szCs w:val="28"/>
+        </w:rPr>
+      </w:pPr>
+      <w:r>
+        <w:rPr>
+          <w:sz w:val="28"/>
+          <w:szCs w:val="28"/>
+        </w:rPr>
+        <w:t xml:space="preserve">Объем базы данных при характерной интенсивности обращений составляет единицы мегабайт, поэтому требования к дисковой подсистеме минимальны. При необходимости доступа с нескольких рабочих мест серверная часть размещается на имеющемся сервере компании (Intel Core i9-11900, 32 ГБ ОЗУ, Windows Server 2019 Standard), к которому все станции уже подключены по локальной сети; модернизация сетевого оборудования не требуется. Для печати сформированных отчетов и выгруженных CSV-файлов используются имеющиеся в офисе многофункциональные устройства с двусторонней печатью. </w:t>
+      </w:r>
+    </w:p>
+    <w:p>
+      <w:pPr>
+        <w:ind w:firstLine="708"/>
+        <w:rPr>
+          <w:sz w:val="28"/>
+          <w:szCs w:val="28"/>
+        </w:rPr>
+      </w:pPr>
+      <w:r>
+        <w:rPr>
+          <w:sz w:val="28"/>
+          <w:szCs w:val="28"/>
+        </w:rPr>
+        <w:t>Резервное копирование файла базы данных включается в действующий регламент резервного копирования сервера, а источники бесперебойного питания защищают оборудование от потери данных при сбоях электропитания.</w:t>
+      </w:r>
+    </w:p>
+    <w:p/>
+    <w:p>
+      <w:pPr>
+        <w:rPr>
+          <w:rFonts w:eastAsia="Times New Roman"/>
+          <w:bCs/>
+          <w:kern w:val="36"/>
+          <w:sz w:val="28"/>
+          <w:szCs w:val="32"/>
+        </w:rPr>
+      </w:pPr>
+      <w:r>
+        <w:rPr>
+          <w:rFonts w:eastAsia="Times New Roman"/>
+        </w:rPr>
+        <w:br w:type="page"/>
       </w:r>
     </w:p>
     <w:p>
       <w:pPr>
         <w:pStyle w:val="1"/>
-        <w:pageBreakBefore/>
-        <w:spacing w:before="0" w:after="0"/>
-        <w:ind w:left="708"/>
-        <w:jc w:val="both"/>
+        <w:ind w:firstLine="708"/>
+        <w:jc w:val="left"/>
         <w:rPr>
           <w:rFonts w:eastAsia="Times New Roman"/>
-          <w:szCs w:val="28"/>
         </w:rPr>
       </w:pPr>
-      <w:bookmarkStart w:id="8" w:name="_Toc232089386"/>
       <w:r>
         <w:rPr>
           <w:rFonts w:eastAsia="Times New Roman"/>
-          <w:szCs w:val="28"/>
         </w:rPr>
         <w:lastRenderedPageBreak/>
         <w:t>2 Проектная часть</w:t>
       </w:r>
-      <w:bookmarkEnd w:id="8"/>
-    </w:p>
-    <w:p>
-      <w:pPr>
-        <w:jc w:val="both"/>
-        <w:rPr>
-          <w:rFonts w:eastAsia="Times New Roman"/>
-        </w:rPr>
-      </w:pPr>
+      <w:bookmarkEnd w:id="0"/>
     </w:p>
     <w:p>
       <w:pPr>
@@ -8391,7 +8088,7 @@
           <w:szCs w:val="28"/>
         </w:rPr>
       </w:pPr>
-      <w:bookmarkStart w:id="9" w:name="_Toc232089387"/>
+      <w:bookmarkStart w:id="1" w:name="_Toc232089387"/>
       <w:r>
         <w:rPr>
           <w:rFonts w:eastAsia="Times New Roman"/>
@@ -8399,7 +8096,7 @@
         </w:rPr>
         <w:t>2.1 Характеристика объектов базы данных и их взаимосвязей</w:t>
       </w:r>
-      <w:bookmarkEnd w:id="9"/>
+      <w:bookmarkEnd w:id="1"/>
     </w:p>
     <w:p>
       <w:pPr>
@@ -18402,7 +18099,7 @@
           <w:szCs w:val="28"/>
         </w:rPr>
       </w:pPr>
-      <w:bookmarkStart w:id="10" w:name="_Toc232089388"/>
+      <w:bookmarkStart w:id="2" w:name="_Toc232089388"/>
       <w:r>
         <w:rPr>
           <w:rFonts w:eastAsia="Times New Roman"/>
@@ -18410,7 +18107,7 @@
         </w:rPr>
         <w:t>2.2 Первичные и внешние ключи отношений</w:t>
       </w:r>
-      <w:bookmarkEnd w:id="10"/>
+      <w:bookmarkEnd w:id="2"/>
     </w:p>
     <w:p>
       <w:pPr>
@@ -20465,7 +20162,7 @@
           <w:szCs w:val="28"/>
         </w:rPr>
       </w:pPr>
-      <w:bookmarkStart w:id="11" w:name="_Toc232089389"/>
+      <w:bookmarkStart w:id="3" w:name="_Toc232089389"/>
       <w:r>
         <w:rPr>
           <w:rFonts w:eastAsia="Times New Roman"/>
@@ -20473,7 +20170,7 @@
         </w:rPr>
         <w:t>2.3 Нормализация отношений</w:t>
       </w:r>
-      <w:bookmarkEnd w:id="11"/>
+      <w:bookmarkEnd w:id="3"/>
     </w:p>
     <w:p>
       <w:pPr>
@@ -20937,7 +20634,7 @@
           <w:szCs w:val="28"/>
         </w:rPr>
       </w:pPr>
-      <w:bookmarkStart w:id="12" w:name="_Toc232089390"/>
+      <w:bookmarkStart w:id="4" w:name="_Toc232089390"/>
       <w:r>
         <w:rPr>
           <w:rFonts w:eastAsia="Times New Roman"/>
@@ -20945,7 +20642,7 @@
         </w:rPr>
         <w:t>2.4 Инфологическая модель базы данных</w:t>
       </w:r>
-      <w:bookmarkEnd w:id="12"/>
+      <w:bookmarkEnd w:id="4"/>
     </w:p>
     <w:p>
       <w:pPr>
@@ -21678,6 +21375,7 @@
       <w:pPr>
         <w:pStyle w:val="figure-caption"/>
         <w:spacing w:before="0" w:after="0"/>
+        <w:jc w:val="both"/>
         <w:rPr>
           <w:sz w:val="28"/>
           <w:szCs w:val="28"/>
@@ -21710,6 +21408,7 @@
       <w:pPr>
         <w:pStyle w:val="figure-caption"/>
         <w:spacing w:before="0" w:after="0"/>
+        <w:jc w:val="both"/>
         <w:rPr>
           <w:sz w:val="28"/>
           <w:szCs w:val="28"/>
@@ -21786,6 +21485,7 @@
     </w:p>
     <w:p>
       <w:pPr>
+        <w:jc w:val="both"/>
         <w:rPr>
           <w:rFonts w:eastAsia="Times New Roman"/>
         </w:rPr>
@@ -21793,6 +21493,7 @@
     </w:p>
     <w:p>
       <w:pPr>
+        <w:jc w:val="both"/>
         <w:rPr>
           <w:rFonts w:eastAsia="Times New Roman"/>
         </w:rPr>
@@ -21809,7 +21510,7 @@
           <w:szCs w:val="28"/>
         </w:rPr>
       </w:pPr>
-      <w:bookmarkStart w:id="13" w:name="_Toc232089391"/>
+      <w:bookmarkStart w:id="5" w:name="_Toc232089391"/>
       <w:r>
         <w:rPr>
           <w:rFonts w:eastAsia="Times New Roman"/>
@@ -21817,7 +21518,7 @@
         </w:rPr>
         <w:t>2.5 Технология сбора, хранения и вывода информации</w:t>
       </w:r>
-      <w:bookmarkEnd w:id="13"/>
+      <w:bookmarkEnd w:id="5"/>
     </w:p>
     <w:p>
       <w:pPr>
@@ -22029,6 +21730,7 @@
     </w:p>
     <w:p>
       <w:pPr>
+        <w:jc w:val="both"/>
         <w:rPr>
           <w:rFonts w:eastAsia="Times New Roman"/>
         </w:rPr>
@@ -22036,6 +21738,7 @@
     </w:p>
     <w:p>
       <w:pPr>
+        <w:jc w:val="both"/>
         <w:rPr>
           <w:rFonts w:eastAsia="Times New Roman"/>
         </w:rPr>
@@ -22052,7 +21755,7 @@
           <w:szCs w:val="28"/>
         </w:rPr>
       </w:pPr>
-      <w:bookmarkStart w:id="14" w:name="_Toc232089392"/>
+      <w:bookmarkStart w:id="6" w:name="_Toc232089392"/>
       <w:r>
         <w:rPr>
           <w:rFonts w:eastAsia="Times New Roman"/>
@@ -22060,7 +21763,7 @@
         </w:rPr>
         <w:t>2.6 Программные модули, алгоритмы и связи между ними</w:t>
       </w:r>
-      <w:bookmarkEnd w:id="14"/>
+      <w:bookmarkEnd w:id="6"/>
     </w:p>
     <w:p>
       <w:pPr>
@@ -22153,6 +21856,7 @@
     </w:p>
     <w:p>
       <w:pPr>
+        <w:jc w:val="both"/>
         <w:rPr>
           <w:sz w:val="28"/>
           <w:szCs w:val="28"/>
@@ -24265,6 +23969,7 @@
     </w:p>
     <w:p>
       <w:pPr>
+        <w:jc w:val="both"/>
         <w:rPr>
           <w:rFonts w:eastAsia="Times New Roman"/>
         </w:rPr>
@@ -24272,6 +23977,7 @@
     </w:p>
     <w:p>
       <w:pPr>
+        <w:jc w:val="both"/>
         <w:rPr>
           <w:rFonts w:eastAsia="Times New Roman"/>
         </w:rPr>
@@ -24288,7 +23994,7 @@
           <w:szCs w:val="28"/>
         </w:rPr>
       </w:pPr>
-      <w:bookmarkStart w:id="15" w:name="_Toc232089393"/>
+      <w:bookmarkStart w:id="7" w:name="_Toc232089393"/>
       <w:r>
         <w:rPr>
           <w:rFonts w:eastAsia="Times New Roman"/>
@@ -24296,10 +24002,11 @@
         </w:rPr>
         <w:t>2.7 Пользовательский интерфейс</w:t>
       </w:r>
-      <w:bookmarkEnd w:id="15"/>
+      <w:bookmarkEnd w:id="7"/>
     </w:p>
     <w:p>
       <w:pPr>
+        <w:jc w:val="both"/>
         <w:rPr>
           <w:rFonts w:eastAsia="Times New Roman"/>
         </w:rPr>
@@ -25714,6 +25421,7 @@
     </w:p>
     <w:p>
       <w:pPr>
+        <w:jc w:val="both"/>
         <w:rPr>
           <w:sz w:val="28"/>
           <w:szCs w:val="28"/>
@@ -25737,7 +25445,119 @@
         <w:t>ЗАКЛЮЧЕНИЕ</w:t>
       </w:r>
     </w:p>
+    <w:p/>
     <w:p>
+      <w:pPr>
+        <w:ind w:firstLine="708"/>
+        <w:jc w:val="both"/>
+        <w:rPr>
+          <w:sz w:val="28"/>
+          <w:szCs w:val="28"/>
+        </w:rPr>
+      </w:pPr>
+      <w:r>
+        <w:rPr>
+          <w:sz w:val="28"/>
+          <w:szCs w:val="28"/>
+        </w:rPr>
+        <w:t xml:space="preserve">В ходе производственной практики в ТОО «Фирма ГЕМ СК» решена актуальная для предприятия задача создания единого учета обращений клиентов; поставленная цель достигнута полностью. По результатам обследования установлено, что сведения об обращениях были фрагментированы между несколькими системами (1С-Коннект, Битрикс24, табели учета рабочего времени, «1С:КА») без единого экрана заявки и автоматического контроля сроков, а данные по каждому обращению вводились вручную несколько раз. Выполнен анализ информационных потоков, сформулирована постановка задачи в терминах баз данных и обоснованы проектные решения по всем видам обеспечения, включая выбор программного стека: </w:t>
+      </w:r>
+      <w:proofErr w:type="spellStart"/>
+      <w:r>
+        <w:rPr>
+          <w:sz w:val="28"/>
+          <w:szCs w:val="28"/>
+        </w:rPr>
+        <w:t>React</w:t>
+      </w:r>
+      <w:proofErr w:type="spellEnd"/>
+      <w:r>
+        <w:rPr>
+          <w:sz w:val="28"/>
+          <w:szCs w:val="28"/>
+        </w:rPr>
+        <w:t xml:space="preserve"> и </w:t>
+      </w:r>
+      <w:proofErr w:type="spellStart"/>
+      <w:r>
+        <w:rPr>
+          <w:sz w:val="28"/>
+          <w:szCs w:val="28"/>
+        </w:rPr>
+        <w:t>Vite</w:t>
+      </w:r>
+      <w:proofErr w:type="spellEnd"/>
+      <w:r>
+        <w:rPr>
+          <w:sz w:val="28"/>
+          <w:szCs w:val="28"/>
+        </w:rPr>
+        <w:t xml:space="preserve">, Node.js с фреймворком Express, СУБД </w:t>
+      </w:r>
+      <w:proofErr w:type="spellStart"/>
+      <w:r>
+        <w:rPr>
+          <w:sz w:val="28"/>
+          <w:szCs w:val="28"/>
+        </w:rPr>
+        <w:t>SQLite</w:t>
+      </w:r>
+      <w:proofErr w:type="spellEnd"/>
+      <w:r>
+        <w:rPr>
+          <w:sz w:val="28"/>
+          <w:szCs w:val="28"/>
+        </w:rPr>
+        <w:t>.</w:t>
+      </w:r>
+    </w:p>
+    <w:p>
+      <w:pPr>
+        <w:ind w:firstLine="708"/>
+        <w:jc w:val="both"/>
+        <w:rPr>
+          <w:sz w:val="28"/>
+          <w:szCs w:val="28"/>
+        </w:rPr>
+      </w:pPr>
+      <w:r>
+        <w:rPr>
+          <w:sz w:val="28"/>
+          <w:szCs w:val="28"/>
+        </w:rPr>
+        <w:t>Центральным результатом работы является спроектированная база данных из семи отношений: «Клиенты», «Договоры», «Сотрудники», «Заявки», «Статусы», «Категории заявок», «Работы по заявке». Для каждого отношения определены первичные и внешние ключи с правилами поддержания ссылочной целостности, выполнена нормализация до третьей нормальной формы; связь «многие-ко-многим» между заявками и сотрудниками декомпозирована через отношение работ. На основе базы данных разработан действующий макет веб-приложения с трехслойной архитектурой, объединяющий в одном рабочем месте регистрацию и редактирование заявок, назначение исполнителей, автоматическое выявление просроченных обращений, справочники с защитой от удаления связанных записей, историю работ с учетом трудозатрат (аналог табеля), дашборд и отчеты с выгрузкой в CSV. Работоспособность макета подтверждена на демонстрационных данных.</w:t>
+      </w:r>
+    </w:p>
+    <w:p>
+      <w:pPr>
+        <w:ind w:firstLine="708"/>
+        <w:jc w:val="both"/>
+        <w:rPr>
+          <w:sz w:val="28"/>
+          <w:szCs w:val="28"/>
+        </w:rPr>
+      </w:pPr>
+      <w:r>
+        <w:rPr>
+          <w:sz w:val="28"/>
+          <w:szCs w:val="28"/>
+        </w:rPr>
+        <w:t>Внедрение системы позволит устранить многократный ручной ввод, видеть по каждой заявке статус, срок, историю и трудозатраты на одном экране и формировать сводные отчеты автоматически. Направления развития: авторизация и роли, многопользовательский режим, уведомления о дедлайнах, интеграция с действующими сервисами предприятия. В ходе практики получены навыки обследования предприятия, проектирования и нормализации баз данных, разработки клиент-серверных приложений и пользовательского интерфейса.</w:t>
+      </w:r>
+    </w:p>
+    <w:p>
+      <w:pPr>
+        <w:jc w:val="both"/>
+        <w:rPr>
+          <w:sz w:val="28"/>
+          <w:szCs w:val="28"/>
+        </w:rPr>
+      </w:pPr>
+    </w:p>
+    <w:p>
+      <w:pPr>
+        <w:jc w:val="both"/>
+      </w:pPr>
       <w:r>
         <w:br w:type="page"/>
       </w:r>
@@ -25752,6 +25572,7 @@
         <w:t>СПИСОК ИСПОЛЬЗУЕМОЙ ЛИТЕРАТУРЫ</w:t>
       </w:r>
     </w:p>
+    <w:p/>
     <w:p>
       <w:pPr>
         <w:pStyle w:val="1"/>
@@ -25763,7 +25584,7 @@
           <w:szCs w:val="28"/>
         </w:rPr>
       </w:pPr>
-      <w:bookmarkStart w:id="16" w:name="_Toc232089394"/>
+      <w:bookmarkStart w:id="8" w:name="_Toc232089394"/>
       <w:r>
         <w:rPr>
           <w:rFonts w:eastAsia="Times New Roman"/>
@@ -25772,7 +25593,7 @@
         <w:lastRenderedPageBreak/>
         <w:t>Что осталось добавить для полноты отчета</w:t>
       </w:r>
-      <w:bookmarkEnd w:id="16"/>
+      <w:bookmarkEnd w:id="8"/>
     </w:p>
     <w:p>
       <w:pPr>
